--- a/dist/BA Generator/Master Folder/Master BA Timlak Fisik/02. BA Reviu Persiapan Pengadaan.docx
+++ b/dist/BA Generator/Master Folder/Master BA Timlak Fisik/02. BA Reviu Persiapan Pengadaan.docx
@@ -13325,8 +13325,6 @@
       <w:jc w:val="center"/>
       <w:rPr>
         <w:rFonts w:ascii="Arial" w:eastAsia="Calibri" w:hAnsi="Arial" w:cs="Arial"/>
-        <w:b/>
-        <w:bCs/>
         <w:sz w:val="36"/>
         <w:szCs w:val="36"/>
       </w:rPr>
@@ -13408,8 +13406,6 @@
     <w:r>
       <w:rPr>
         <w:rFonts w:ascii="Arial" w:eastAsia="Calibri" w:hAnsi="Arial" w:cs="Arial"/>
-        <w:b/>
-        <w:bCs/>
         <w:sz w:val="36"/>
         <w:szCs w:val="36"/>
       </w:rPr>
@@ -13427,8 +13423,6 @@
       <w:outlineLvl w:val="4"/>
       <w:rPr>
         <w:rFonts w:ascii="Arial" w:hAnsi="Arial" w:cs="Arial"/>
-        <w:b/>
-        <w:bCs/>
         <w:sz w:val="28"/>
         <w:szCs w:val="28"/>
       </w:rPr>
@@ -13436,8 +13430,6 @@
     <w:r>
       <w:rPr>
         <w:rFonts w:ascii="Arial" w:hAnsi="Arial" w:cs="Arial"/>
-        <w:b/>
-        <w:bCs/>
         <w:sz w:val="24"/>
         <w:szCs w:val="24"/>
       </w:rPr>
@@ -18123,22 +18115,15 @@
 </file>
 
 <file path=customXml/item1.xml><?xml version="1.0" encoding="utf-8"?>
-<p:properties xmlns:p="http://schemas.microsoft.com/office/2006/metadata/properties" xmlns:xsi="http://www.w3.org/2001/XMLSchema-instance" xmlns:pc="http://schemas.microsoft.com/office/infopath/2007/PartnerControls">
-  <documentManagement>
-    <TaxCatchAll xmlns="23b7ebbb-480e-4d36-8f38-fd0ac82dae9c" xsi:nil="true"/>
-    <lcf76f155ced4ddcb4097134ff3c332f xmlns="87f1a149-5420-40c2-b2e8-d8d0877ebc85">
-      <Terms xmlns="http://schemas.microsoft.com/office/infopath/2007/PartnerControls"/>
-    </lcf76f155ced4ddcb4097134ff3c332f>
-    <PIC xmlns="87f1a149-5420-40c2-b2e8-d8d0877ebc85" xsi:nil="true"/>
-  </documentManagement>
-</p:properties>
+<?mso-contentType ?>
+<FormTemplates xmlns="http://schemas.microsoft.com/sharepoint/v3/contenttype/forms">
+  <Display>DocumentLibraryForm</Display>
+  <Edit>DocumentLibraryForm</Edit>
+  <New>DocumentLibraryForm</New>
+</FormTemplates>
 </file>
 
 <file path=customXml/item2.xml><?xml version="1.0" encoding="utf-8"?>
-<b:Sources xmlns:b="http://schemas.openxmlformats.org/officeDocument/2006/bibliography" xmlns="http://schemas.openxmlformats.org/officeDocument/2006/bibliography" SelectedStyle="\APASixthEditionOfficeOnline.xsl" StyleName="APA" Version="6"/>
-</file>
-
-<file path=customXml/item3.xml><?xml version="1.0" encoding="utf-8"?>
 <ct:contentTypeSchema xmlns:ct="http://schemas.microsoft.com/office/2006/metadata/contentType" xmlns:ma="http://schemas.microsoft.com/office/2006/metadata/properties/metaAttributes" ct:_="" ma:_="" ma:contentTypeName="Document" ma:contentTypeID="0x010100AEF28E0A17E4AE4FA5DD6A9AABB5DBC8" ma:contentTypeVersion="16" ma:contentTypeDescription="Create a new document." ma:contentTypeScope="" ma:versionID="a17fa769c7c4fea18ba461e558e121e5">
   <xsd:schema xmlns:xsd="http://www.w3.org/2001/XMLSchema" xmlns:xs="http://www.w3.org/2001/XMLSchema" xmlns:p="http://schemas.microsoft.com/office/2006/metadata/properties" xmlns:ns2="87f1a149-5420-40c2-b2e8-d8d0877ebc85" xmlns:ns3="23b7ebbb-480e-4d36-8f38-fd0ac82dae9c" targetNamespace="http://schemas.microsoft.com/office/2006/metadata/properties" ma:root="true" ma:fieldsID="3bfa0fac8ae4d24da5269d6ff34039be" ns2:_="" ns3:_="">
     <xsd:import namespace="87f1a149-5420-40c2-b2e8-d8d0877ebc85"/>
@@ -18381,35 +18366,31 @@
 </ct:contentTypeSchema>
 </file>
 
+<file path=customXml/item3.xml><?xml version="1.0" encoding="utf-8"?>
+<b:Sources xmlns:b="http://schemas.openxmlformats.org/officeDocument/2006/bibliography" xmlns="http://schemas.openxmlformats.org/officeDocument/2006/bibliography" SelectedStyle="\APASixthEditionOfficeOnline.xsl" StyleName="APA" Version="6"/>
+</file>
+
 <file path=customXml/item4.xml><?xml version="1.0" encoding="utf-8"?>
-<?mso-contentType ?>
-<FormTemplates xmlns="http://schemas.microsoft.com/sharepoint/v3/contenttype/forms">
-  <Display>DocumentLibraryForm</Display>
-  <Edit>DocumentLibraryForm</Edit>
-  <New>DocumentLibraryForm</New>
-</FormTemplates>
+<p:properties xmlns:p="http://schemas.microsoft.com/office/2006/metadata/properties" xmlns:xsi="http://www.w3.org/2001/XMLSchema-instance" xmlns:pc="http://schemas.microsoft.com/office/infopath/2007/PartnerControls">
+  <documentManagement>
+    <TaxCatchAll xmlns="23b7ebbb-480e-4d36-8f38-fd0ac82dae9c" xsi:nil="true"/>
+    <lcf76f155ced4ddcb4097134ff3c332f xmlns="87f1a149-5420-40c2-b2e8-d8d0877ebc85">
+      <Terms xmlns="http://schemas.microsoft.com/office/infopath/2007/PartnerControls"/>
+    </lcf76f155ced4ddcb4097134ff3c332f>
+    <PIC xmlns="87f1a149-5420-40c2-b2e8-d8d0877ebc85" xsi:nil="true"/>
+  </documentManagement>
+</p:properties>
 </file>
 
 <file path=customXml/itemProps1.xml><?xml version="1.0" encoding="utf-8"?>
-<ds:datastoreItem xmlns:ds="http://schemas.openxmlformats.org/officeDocument/2006/customXml" ds:itemID="{0EF6B3C1-2C0C-45C1-848E-2E47DFDB0FBC}">
+<ds:datastoreItem xmlns:ds="http://schemas.openxmlformats.org/officeDocument/2006/customXml" ds:itemID="{ADE80AD1-B511-437D-9EC6-E71B406ED00D}">
   <ds:schemaRefs>
-    <ds:schemaRef ds:uri="http://schemas.microsoft.com/office/2006/metadata/properties"/>
-    <ds:schemaRef ds:uri="http://schemas.microsoft.com/office/infopath/2007/PartnerControls"/>
-    <ds:schemaRef ds:uri="23b7ebbb-480e-4d36-8f38-fd0ac82dae9c"/>
-    <ds:schemaRef ds:uri="87f1a149-5420-40c2-b2e8-d8d0877ebc85"/>
+    <ds:schemaRef ds:uri="http://schemas.microsoft.com/sharepoint/v3/contenttype/forms"/>
   </ds:schemaRefs>
 </ds:datastoreItem>
 </file>
 
 <file path=customXml/itemProps2.xml><?xml version="1.0" encoding="utf-8"?>
-<ds:datastoreItem xmlns:ds="http://schemas.openxmlformats.org/officeDocument/2006/customXml" ds:itemID="{10D35394-9BBA-4CA7-9ACA-93FF9FC4B9FE}">
-  <ds:schemaRefs>
-    <ds:schemaRef ds:uri="http://schemas.openxmlformats.org/officeDocument/2006/bibliography"/>
-  </ds:schemaRefs>
-</ds:datastoreItem>
-</file>
-
-<file path=customXml/itemProps3.xml><?xml version="1.0" encoding="utf-8"?>
 <ds:datastoreItem xmlns:ds="http://schemas.openxmlformats.org/officeDocument/2006/customXml" ds:itemID="{A2934C3C-1F7E-4BE6-BD60-DDF56A21B2D7}">
   <ds:schemaRefs>
     <ds:schemaRef ds:uri="http://schemas.microsoft.com/office/2006/metadata/contentType"/>
@@ -18428,10 +18409,21 @@
 </ds:datastoreItem>
 </file>
 
+<file path=customXml/itemProps3.xml><?xml version="1.0" encoding="utf-8"?>
+<ds:datastoreItem xmlns:ds="http://schemas.openxmlformats.org/officeDocument/2006/customXml" ds:itemID="{10D35394-9BBA-4CA7-9ACA-93FF9FC4B9FE}">
+  <ds:schemaRefs>
+    <ds:schemaRef ds:uri="http://schemas.openxmlformats.org/officeDocument/2006/bibliography"/>
+  </ds:schemaRefs>
+</ds:datastoreItem>
+</file>
+
 <file path=customXml/itemProps4.xml><?xml version="1.0" encoding="utf-8"?>
-<ds:datastoreItem xmlns:ds="http://schemas.openxmlformats.org/officeDocument/2006/customXml" ds:itemID="{ADE80AD1-B511-437D-9EC6-E71B406ED00D}">
+<ds:datastoreItem xmlns:ds="http://schemas.openxmlformats.org/officeDocument/2006/customXml" ds:itemID="{0EF6B3C1-2C0C-45C1-848E-2E47DFDB0FBC}">
   <ds:schemaRefs>
-    <ds:schemaRef ds:uri="http://schemas.microsoft.com/sharepoint/v3/contenttype/forms"/>
+    <ds:schemaRef ds:uri="http://schemas.microsoft.com/office/2006/metadata/properties"/>
+    <ds:schemaRef ds:uri="http://schemas.microsoft.com/office/infopath/2007/PartnerControls"/>
+    <ds:schemaRef ds:uri="23b7ebbb-480e-4d36-8f38-fd0ac82dae9c"/>
+    <ds:schemaRef ds:uri="87f1a149-5420-40c2-b2e8-d8d0877ebc85"/>
   </ds:schemaRefs>
 </ds:datastoreItem>
 </file>
--- a/dist/BA Generator/Master Folder/Master BA Timlak Fisik/02. BA Reviu Persiapan Pengadaan.docx
+++ b/dist/BA Generator/Master Folder/Master BA Timlak Fisik/02. BA Reviu Persiapan Pengadaan.docx
@@ -1,6 +1,6 @@
 
 <file path=word/document.xml><?xml version="1.0" encoding="utf-8"?>
-<w:document xmlns:wpc="http://schemas.microsoft.com/office/word/2010/wordprocessingCanvas" xmlns:cx="http://schemas.microsoft.com/office/drawing/2014/chartex" xmlns:cx1="http://schemas.microsoft.com/office/drawing/2015/9/8/chartex" xmlns:cx2="http://schemas.microsoft.com/office/drawing/2015/10/21/chartex" xmlns:cx3="http://schemas.microsoft.com/office/drawing/2016/5/9/chartex" xmlns:cx4="http://schemas.microsoft.com/office/drawing/2016/5/10/chartex" xmlns:cx5="http://schemas.microsoft.com/office/drawing/2016/5/11/chartex" xmlns:cx6="http://schemas.microsoft.com/office/drawing/2016/5/12/chartex" xmlns:cx7="http://schemas.microsoft.com/office/drawing/2016/5/13/chartex" xmlns:cx8="http://schemas.microsoft.com/office/drawing/2016/5/14/chartex" xmlns:mc="http://schemas.openxmlformats.org/markup-compatibility/2006" xmlns:aink="http://schemas.microsoft.com/office/drawing/2016/ink" xmlns:am3d="http://schemas.microsoft.com/office/drawing/2017/model3d" xmlns:o="urn:schemas-microsoft-com:office:office" xmlns:oel="http://schemas.microsoft.com/office/2019/extlst" xmlns:r="http://schemas.openxmlformats.org/officeDocument/2006/relationships" xmlns:m="http://schemas.openxmlformats.org/officeDocument/2006/math" xmlns:v="urn:schemas-microsoft-com:vml" xmlns:wp14="http://schemas.microsoft.com/office/word/2010/wordprocessingDrawing" xmlns:wp="http://schemas.openxmlformats.org/drawingml/2006/wordprocessingDrawing" xmlns:w10="urn:schemas-microsoft-com:office:word" xmlns:w="http://schemas.openxmlformats.org/wordprocessingml/2006/main" xmlns:w14="http://schemas.microsoft.com/office/word/2010/wordml" xmlns:w15="http://schemas.microsoft.com/office/word/2012/wordml" xmlns:w16cex="http://schemas.microsoft.com/office/word/2018/wordml/cex" xmlns:w16cid="http://schemas.microsoft.com/office/word/2016/wordml/cid" xmlns:w16="http://schemas.microsoft.com/office/word/2018/wordml" xmlns:w16du="http://schemas.microsoft.com/office/word/2023/wordml/word16du" xmlns:w16sdtdh="http://schemas.microsoft.com/office/word/2020/wordml/sdtdatahash" xmlns:w16sdtfl="http://schemas.microsoft.com/office/word/2024/wordml/sdtformatlock" xmlns:w16se="http://schemas.microsoft.com/office/word/2015/wordml/symex" xmlns:wpg="http://schemas.microsoft.com/office/word/2010/wordprocessingGroup" xmlns:wpi="http://schemas.microsoft.com/office/word/2010/wordprocessingInk" xmlns:wne="http://schemas.microsoft.com/office/word/2006/wordml" xmlns:wps="http://schemas.microsoft.com/office/word/2010/wordprocessingShape" mc:Ignorable="w14 w15 w16se w16cid w16 w16cex w16sdtdh w16sdtfl w16du wp14">
+<w:document xmlns:wpc="http://schemas.microsoft.com/office/word/2010/wordprocessingCanvas" xmlns:cx="http://schemas.microsoft.com/office/drawing/2014/chartex" xmlns:cx1="http://schemas.microsoft.com/office/drawing/2015/9/8/chartex" xmlns:cx2="http://schemas.microsoft.com/office/drawing/2015/10/21/chartex" xmlns:cx3="http://schemas.microsoft.com/office/drawing/2016/5/9/chartex" xmlns:cx4="http://schemas.microsoft.com/office/drawing/2016/5/10/chartex" xmlns:cx5="http://schemas.microsoft.com/office/drawing/2016/5/11/chartex" xmlns:cx6="http://schemas.microsoft.com/office/drawing/2016/5/12/chartex" xmlns:cx7="http://schemas.microsoft.com/office/drawing/2016/5/13/chartex" xmlns:cx8="http://schemas.microsoft.com/office/drawing/2016/5/14/chartex" xmlns:mc="http://schemas.openxmlformats.org/markup-compatibility/2006" xmlns:aink="http://schemas.microsoft.com/office/drawing/2016/ink" xmlns:am3d="http://schemas.microsoft.com/office/drawing/2017/model3d" xmlns:o="urn:schemas-microsoft-com:office:office" xmlns:r="http://schemas.openxmlformats.org/officeDocument/2006/relationships" xmlns:m="http://schemas.openxmlformats.org/officeDocument/2006/math" xmlns:v="urn:schemas-microsoft-com:vml" xmlns:wp14="http://schemas.microsoft.com/office/word/2010/wordprocessingDrawing" xmlns:wp="http://schemas.openxmlformats.org/drawingml/2006/wordprocessingDrawing" xmlns:w10="urn:schemas-microsoft-com:office:word" xmlns:w="http://schemas.openxmlformats.org/wordprocessingml/2006/main" xmlns:w14="http://schemas.microsoft.com/office/word/2010/wordml" xmlns:w15="http://schemas.microsoft.com/office/word/2012/wordml" xmlns:w16cex="http://schemas.microsoft.com/office/word/2018/wordml/cex" xmlns:w16cid="http://schemas.microsoft.com/office/word/2016/wordml/cid" xmlns:w16="http://schemas.microsoft.com/office/word/2018/wordml" xmlns:w16sdtdh="http://schemas.microsoft.com/office/word/2020/wordml/sdtdatahash" xmlns:w16se="http://schemas.microsoft.com/office/word/2015/wordml/symex" xmlns:wpg="http://schemas.microsoft.com/office/word/2010/wordprocessingGroup" xmlns:wpi="http://schemas.microsoft.com/office/word/2010/wordprocessingInk" xmlns:wne="http://schemas.microsoft.com/office/word/2006/wordml" xmlns:wps="http://schemas.microsoft.com/office/word/2010/wordprocessingShape" mc:Ignorable="w14 w15 w16se w16cid w16 w16cex w16sdtdh wp14">
   <w:body>
     <w:p>
       <w:pPr>
@@ -4452,6 +4452,32 @@
         <w:pStyle w:val="ListParagraph"/>
         <w:spacing w:before="2" w:line="276" w:lineRule="auto"/>
         <w:ind w:left="927" w:right="28"/>
+        <w:jc w:val="both"/>
+        <w:rPr>
+          <w:rFonts w:ascii="Arial" w:eastAsia="Arial" w:hAnsi="Arial" w:cs="Arial"/>
+          <w:sz w:val="22"/>
+          <w:szCs w:val="22"/>
+        </w:rPr>
+      </w:pPr>
+    </w:p>
+    <w:p>
+      <w:pPr>
+        <w:pStyle w:val="ListParagraph"/>
+        <w:spacing w:before="2" w:line="276" w:lineRule="auto"/>
+        <w:ind w:left="927" w:right="28"/>
+        <w:jc w:val="both"/>
+        <w:rPr>
+          <w:rFonts w:ascii="Arial" w:eastAsia="Arial" w:hAnsi="Arial" w:cs="Arial"/>
+          <w:sz w:val="22"/>
+          <w:szCs w:val="22"/>
+        </w:rPr>
+      </w:pPr>
+    </w:p>
+    <w:p>
+      <w:pPr>
+        <w:pStyle w:val="ListParagraph"/>
+        <w:spacing w:before="2" w:line="276" w:lineRule="auto"/>
+        <w:ind w:left="927" w:right="28"/>
         <w:jc w:val="right"/>
         <w:rPr>
           <w:rFonts w:ascii="Arial" w:eastAsia="Arial" w:hAnsi="Arial" w:cs="Arial"/>
@@ -6320,6 +6346,32 @@
       <w:pPr>
         <w:spacing w:line="276" w:lineRule="auto"/>
         <w:ind w:right="28"/>
+        <w:jc w:val="both"/>
+        <w:rPr>
+          <w:rFonts w:ascii="Arial" w:eastAsia="Arial" w:hAnsi="Arial" w:cs="Arial"/>
+          <w:sz w:val="22"/>
+          <w:szCs w:val="22"/>
+        </w:rPr>
+      </w:pPr>
+    </w:p>
+    <w:p>
+      <w:pPr>
+        <w:pStyle w:val="ListParagraph"/>
+        <w:spacing w:line="276" w:lineRule="auto"/>
+        <w:ind w:left="567" w:right="28"/>
+        <w:jc w:val="both"/>
+        <w:rPr>
+          <w:rFonts w:ascii="Arial" w:eastAsia="Arial" w:hAnsi="Arial" w:cs="Arial"/>
+          <w:sz w:val="22"/>
+          <w:szCs w:val="22"/>
+        </w:rPr>
+      </w:pPr>
+    </w:p>
+    <w:p>
+      <w:pPr>
+        <w:pStyle w:val="ListParagraph"/>
+        <w:spacing w:line="276" w:lineRule="auto"/>
+        <w:ind w:left="567" w:right="28"/>
         <w:jc w:val="both"/>
         <w:rPr>
           <w:rFonts w:ascii="Arial" w:eastAsia="Arial" w:hAnsi="Arial" w:cs="Arial"/>
@@ -10417,7 +10469,6 @@
                 <w:highlight w:val="yellow"/>
                 <w:lang w:val="en-US"/>
               </w:rPr>
-              <w:lastRenderedPageBreak/>
               <w:t>-</w:t>
             </w:r>
           </w:p>
@@ -10482,6 +10533,7 @@
                 <w:highlight w:val="yellow"/>
                 <w:lang w:val="en-US"/>
               </w:rPr>
+              <w:lastRenderedPageBreak/>
               <w:t>17.</w:t>
             </w:r>
           </w:p>
@@ -10959,6 +11011,34 @@
         </w:rPr>
         <w:t> </w:t>
       </w:r>
+    </w:p>
+    <w:p>
+      <w:pPr>
+        <w:spacing w:before="2" w:line="276" w:lineRule="auto"/>
+        <w:ind w:right="28"/>
+        <w:jc w:val="right"/>
+        <w:rPr>
+          <w:rFonts w:ascii="Arial" w:eastAsia="Arial" w:hAnsi="Arial" w:cs="Arial"/>
+          <w:i/>
+          <w:iCs/>
+          <w:sz w:val="22"/>
+          <w:szCs w:val="22"/>
+        </w:rPr>
+      </w:pPr>
+    </w:p>
+    <w:p>
+      <w:pPr>
+        <w:spacing w:before="2" w:line="276" w:lineRule="auto"/>
+        <w:ind w:right="28"/>
+        <w:jc w:val="right"/>
+        <w:rPr>
+          <w:rFonts w:ascii="Arial" w:eastAsia="Arial" w:hAnsi="Arial" w:cs="Arial"/>
+          <w:i/>
+          <w:iCs/>
+          <w:sz w:val="22"/>
+          <w:szCs w:val="22"/>
+        </w:rPr>
+      </w:pPr>
     </w:p>
     <w:p>
       <w:pPr>
@@ -13112,6 +13192,7 @@
       </w:pPr>
     </w:p>
     <w:sectPr>
+      <w:footerReference w:type="default" r:id="rId17"/>
       <w:pgSz w:w="11907" w:h="16840" w:code="9"/>
       <w:pgMar w:top="1418" w:right="1418" w:bottom="1134" w:left="1134" w:header="720" w:footer="284" w:gutter="0"/>
       <w:cols w:space="720"/>
@@ -13122,7 +13203,7 @@
 </file>
 
 <file path=word/endnotes.xml><?xml version="1.0" encoding="utf-8"?>
-<w:endnotes xmlns:wpc="http://schemas.microsoft.com/office/word/2010/wordprocessingCanvas" xmlns:cx="http://schemas.microsoft.com/office/drawing/2014/chartex" xmlns:cx1="http://schemas.microsoft.com/office/drawing/2015/9/8/chartex" xmlns:cx2="http://schemas.microsoft.com/office/drawing/2015/10/21/chartex" xmlns:cx3="http://schemas.microsoft.com/office/drawing/2016/5/9/chartex" xmlns:cx4="http://schemas.microsoft.com/office/drawing/2016/5/10/chartex" xmlns:cx5="http://schemas.microsoft.com/office/drawing/2016/5/11/chartex" xmlns:cx6="http://schemas.microsoft.com/office/drawing/2016/5/12/chartex" xmlns:cx7="http://schemas.microsoft.com/office/drawing/2016/5/13/chartex" xmlns:cx8="http://schemas.microsoft.com/office/drawing/2016/5/14/chartex" xmlns:mc="http://schemas.openxmlformats.org/markup-compatibility/2006" xmlns:aink="http://schemas.microsoft.com/office/drawing/2016/ink" xmlns:am3d="http://schemas.microsoft.com/office/drawing/2017/model3d" xmlns:o="urn:schemas-microsoft-com:office:office" xmlns:oel="http://schemas.microsoft.com/office/2019/extlst" xmlns:r="http://schemas.openxmlformats.org/officeDocument/2006/relationships" xmlns:m="http://schemas.openxmlformats.org/officeDocument/2006/math" xmlns:v="urn:schemas-microsoft-com:vml" xmlns:wp14="http://schemas.microsoft.com/office/word/2010/wordprocessingDrawing" xmlns:wp="http://schemas.openxmlformats.org/drawingml/2006/wordprocessingDrawing" xmlns:w10="urn:schemas-microsoft-com:office:word" xmlns:w="http://schemas.openxmlformats.org/wordprocessingml/2006/main" xmlns:w14="http://schemas.microsoft.com/office/word/2010/wordml" xmlns:w15="http://schemas.microsoft.com/office/word/2012/wordml" xmlns:w16cex="http://schemas.microsoft.com/office/word/2018/wordml/cex" xmlns:w16cid="http://schemas.microsoft.com/office/word/2016/wordml/cid" xmlns:w16="http://schemas.microsoft.com/office/word/2018/wordml" xmlns:w16du="http://schemas.microsoft.com/office/word/2023/wordml/word16du" xmlns:w16sdtdh="http://schemas.microsoft.com/office/word/2020/wordml/sdtdatahash" xmlns:w16sdtfl="http://schemas.microsoft.com/office/word/2024/wordml/sdtformatlock" xmlns:w16se="http://schemas.microsoft.com/office/word/2015/wordml/symex" xmlns:wpg="http://schemas.microsoft.com/office/word/2010/wordprocessingGroup" xmlns:wpi="http://schemas.microsoft.com/office/word/2010/wordprocessingInk" xmlns:wne="http://schemas.microsoft.com/office/word/2006/wordml" xmlns:wps="http://schemas.microsoft.com/office/word/2010/wordprocessingShape" mc:Ignorable="w14 w15 w16se w16cid w16 w16cex w16sdtdh w16sdtfl w16du wp14">
+<w:endnotes xmlns:wpc="http://schemas.microsoft.com/office/word/2010/wordprocessingCanvas" xmlns:cx="http://schemas.microsoft.com/office/drawing/2014/chartex" xmlns:cx1="http://schemas.microsoft.com/office/drawing/2015/9/8/chartex" xmlns:cx2="http://schemas.microsoft.com/office/drawing/2015/10/21/chartex" xmlns:cx3="http://schemas.microsoft.com/office/drawing/2016/5/9/chartex" xmlns:cx4="http://schemas.microsoft.com/office/drawing/2016/5/10/chartex" xmlns:cx5="http://schemas.microsoft.com/office/drawing/2016/5/11/chartex" xmlns:cx6="http://schemas.microsoft.com/office/drawing/2016/5/12/chartex" xmlns:cx7="http://schemas.microsoft.com/office/drawing/2016/5/13/chartex" xmlns:cx8="http://schemas.microsoft.com/office/drawing/2016/5/14/chartex" xmlns:mc="http://schemas.openxmlformats.org/markup-compatibility/2006" xmlns:aink="http://schemas.microsoft.com/office/drawing/2016/ink" xmlns:am3d="http://schemas.microsoft.com/office/drawing/2017/model3d" xmlns:o="urn:schemas-microsoft-com:office:office" xmlns:r="http://schemas.openxmlformats.org/officeDocument/2006/relationships" xmlns:m="http://schemas.openxmlformats.org/officeDocument/2006/math" xmlns:v="urn:schemas-microsoft-com:vml" xmlns:wp14="http://schemas.microsoft.com/office/word/2010/wordprocessingDrawing" xmlns:wp="http://schemas.openxmlformats.org/drawingml/2006/wordprocessingDrawing" xmlns:w10="urn:schemas-microsoft-com:office:word" xmlns:w="http://schemas.openxmlformats.org/wordprocessingml/2006/main" xmlns:w14="http://schemas.microsoft.com/office/word/2010/wordml" xmlns:w15="http://schemas.microsoft.com/office/word/2012/wordml" xmlns:w16cex="http://schemas.microsoft.com/office/word/2018/wordml/cex" xmlns:w16cid="http://schemas.microsoft.com/office/word/2016/wordml/cid" xmlns:w16="http://schemas.microsoft.com/office/word/2018/wordml" xmlns:w16sdtdh="http://schemas.microsoft.com/office/word/2020/wordml/sdtdatahash" xmlns:w16se="http://schemas.microsoft.com/office/word/2015/wordml/symex" xmlns:wpg="http://schemas.microsoft.com/office/word/2010/wordprocessingGroup" xmlns:wpi="http://schemas.microsoft.com/office/word/2010/wordprocessingInk" xmlns:wne="http://schemas.microsoft.com/office/word/2006/wordml" xmlns:wps="http://schemas.microsoft.com/office/word/2010/wordprocessingShape" mc:Ignorable="w14 w15 w16se w16cid w16 w16cex w16sdtdh wp14">
   <w:endnote w:type="separator" w:id="-1">
     <w:p>
       <w:r>
@@ -13144,7 +13225,7 @@
 </file>
 
 <file path=word/footer1.xml><?xml version="1.0" encoding="utf-8"?>
-<w:ftr xmlns:wpc="http://schemas.microsoft.com/office/word/2010/wordprocessingCanvas" xmlns:cx="http://schemas.microsoft.com/office/drawing/2014/chartex" xmlns:cx1="http://schemas.microsoft.com/office/drawing/2015/9/8/chartex" xmlns:cx2="http://schemas.microsoft.com/office/drawing/2015/10/21/chartex" xmlns:cx3="http://schemas.microsoft.com/office/drawing/2016/5/9/chartex" xmlns:cx4="http://schemas.microsoft.com/office/drawing/2016/5/10/chartex" xmlns:cx5="http://schemas.microsoft.com/office/drawing/2016/5/11/chartex" xmlns:cx6="http://schemas.microsoft.com/office/drawing/2016/5/12/chartex" xmlns:cx7="http://schemas.microsoft.com/office/drawing/2016/5/13/chartex" xmlns:cx8="http://schemas.microsoft.com/office/drawing/2016/5/14/chartex" xmlns:mc="http://schemas.openxmlformats.org/markup-compatibility/2006" xmlns:aink="http://schemas.microsoft.com/office/drawing/2016/ink" xmlns:am3d="http://schemas.microsoft.com/office/drawing/2017/model3d" xmlns:o="urn:schemas-microsoft-com:office:office" xmlns:oel="http://schemas.microsoft.com/office/2019/extlst" xmlns:r="http://schemas.openxmlformats.org/officeDocument/2006/relationships" xmlns:m="http://schemas.openxmlformats.org/officeDocument/2006/math" xmlns:v="urn:schemas-microsoft-com:vml" xmlns:wp14="http://schemas.microsoft.com/office/word/2010/wordprocessingDrawing" xmlns:wp="http://schemas.openxmlformats.org/drawingml/2006/wordprocessingDrawing" xmlns:w10="urn:schemas-microsoft-com:office:word" xmlns:w="http://schemas.openxmlformats.org/wordprocessingml/2006/main" xmlns:w14="http://schemas.microsoft.com/office/word/2010/wordml" xmlns:w15="http://schemas.microsoft.com/office/word/2012/wordml" xmlns:w16cex="http://schemas.microsoft.com/office/word/2018/wordml/cex" xmlns:w16cid="http://schemas.microsoft.com/office/word/2016/wordml/cid" xmlns:w16="http://schemas.microsoft.com/office/word/2018/wordml" xmlns:w16du="http://schemas.microsoft.com/office/word/2023/wordml/word16du" xmlns:w16sdtdh="http://schemas.microsoft.com/office/word/2020/wordml/sdtdatahash" xmlns:w16sdtfl="http://schemas.microsoft.com/office/word/2024/wordml/sdtformatlock" xmlns:w16se="http://schemas.microsoft.com/office/word/2015/wordml/symex" xmlns:wpg="http://schemas.microsoft.com/office/word/2010/wordprocessingGroup" xmlns:wpi="http://schemas.microsoft.com/office/word/2010/wordprocessingInk" xmlns:wne="http://schemas.microsoft.com/office/word/2006/wordml" xmlns:wps="http://schemas.microsoft.com/office/word/2010/wordprocessingShape" mc:Ignorable="w14 w15 w16se w16cid w16 w16cex w16sdtdh w16sdtfl w16du wp14">
+<w:ftr xmlns:wpc="http://schemas.microsoft.com/office/word/2010/wordprocessingCanvas" xmlns:cx="http://schemas.microsoft.com/office/drawing/2014/chartex" xmlns:cx1="http://schemas.microsoft.com/office/drawing/2015/9/8/chartex" xmlns:cx2="http://schemas.microsoft.com/office/drawing/2015/10/21/chartex" xmlns:cx3="http://schemas.microsoft.com/office/drawing/2016/5/9/chartex" xmlns:cx4="http://schemas.microsoft.com/office/drawing/2016/5/10/chartex" xmlns:cx5="http://schemas.microsoft.com/office/drawing/2016/5/11/chartex" xmlns:cx6="http://schemas.microsoft.com/office/drawing/2016/5/12/chartex" xmlns:cx7="http://schemas.microsoft.com/office/drawing/2016/5/13/chartex" xmlns:cx8="http://schemas.microsoft.com/office/drawing/2016/5/14/chartex" xmlns:mc="http://schemas.openxmlformats.org/markup-compatibility/2006" xmlns:aink="http://schemas.microsoft.com/office/drawing/2016/ink" xmlns:am3d="http://schemas.microsoft.com/office/drawing/2017/model3d" xmlns:o="urn:schemas-microsoft-com:office:office" xmlns:r="http://schemas.openxmlformats.org/officeDocument/2006/relationships" xmlns:m="http://schemas.openxmlformats.org/officeDocument/2006/math" xmlns:v="urn:schemas-microsoft-com:vml" xmlns:wp14="http://schemas.microsoft.com/office/word/2010/wordprocessingDrawing" xmlns:wp="http://schemas.openxmlformats.org/drawingml/2006/wordprocessingDrawing" xmlns:w10="urn:schemas-microsoft-com:office:word" xmlns:w="http://schemas.openxmlformats.org/wordprocessingml/2006/main" xmlns:w14="http://schemas.microsoft.com/office/word/2010/wordml" xmlns:w15="http://schemas.microsoft.com/office/word/2012/wordml" xmlns:w16cex="http://schemas.microsoft.com/office/word/2018/wordml/cex" xmlns:w16cid="http://schemas.microsoft.com/office/word/2016/wordml/cid" xmlns:w16="http://schemas.microsoft.com/office/word/2018/wordml" xmlns:w16sdtdh="http://schemas.microsoft.com/office/word/2020/wordml/sdtdatahash" xmlns:w16se="http://schemas.microsoft.com/office/word/2015/wordml/symex" xmlns:wpg="http://schemas.microsoft.com/office/word/2010/wordprocessingGroup" xmlns:wpi="http://schemas.microsoft.com/office/word/2010/wordprocessingInk" xmlns:wne="http://schemas.microsoft.com/office/word/2006/wordml" xmlns:wps="http://schemas.microsoft.com/office/word/2010/wordprocessingShape" mc:Ignorable="w14 w15 w16se w16cid w16 w16cex w16sdtdh wp14">
   <w:p>
     <w:pPr>
       <w:pStyle w:val="Footer"/>
@@ -13154,7 +13235,29 @@
 </file>
 
 <file path=word/footer2.xml><?xml version="1.0" encoding="utf-8"?>
-<w:ftr xmlns:wpc="http://schemas.microsoft.com/office/word/2010/wordprocessingCanvas" xmlns:cx="http://schemas.microsoft.com/office/drawing/2014/chartex" xmlns:cx1="http://schemas.microsoft.com/office/drawing/2015/9/8/chartex" xmlns:cx2="http://schemas.microsoft.com/office/drawing/2015/10/21/chartex" xmlns:cx3="http://schemas.microsoft.com/office/drawing/2016/5/9/chartex" xmlns:cx4="http://schemas.microsoft.com/office/drawing/2016/5/10/chartex" xmlns:cx5="http://schemas.microsoft.com/office/drawing/2016/5/11/chartex" xmlns:cx6="http://schemas.microsoft.com/office/drawing/2016/5/12/chartex" xmlns:cx7="http://schemas.microsoft.com/office/drawing/2016/5/13/chartex" xmlns:cx8="http://schemas.microsoft.com/office/drawing/2016/5/14/chartex" xmlns:mc="http://schemas.openxmlformats.org/markup-compatibility/2006" xmlns:aink="http://schemas.microsoft.com/office/drawing/2016/ink" xmlns:am3d="http://schemas.microsoft.com/office/drawing/2017/model3d" xmlns:o="urn:schemas-microsoft-com:office:office" xmlns:oel="http://schemas.microsoft.com/office/2019/extlst" xmlns:r="http://schemas.openxmlformats.org/officeDocument/2006/relationships" xmlns:m="http://schemas.openxmlformats.org/officeDocument/2006/math" xmlns:v="urn:schemas-microsoft-com:vml" xmlns:wp14="http://schemas.microsoft.com/office/word/2010/wordprocessingDrawing" xmlns:wp="http://schemas.openxmlformats.org/drawingml/2006/wordprocessingDrawing" xmlns:w10="urn:schemas-microsoft-com:office:word" xmlns:w="http://schemas.openxmlformats.org/wordprocessingml/2006/main" xmlns:w14="http://schemas.microsoft.com/office/word/2010/wordml" xmlns:w15="http://schemas.microsoft.com/office/word/2012/wordml" xmlns:w16cex="http://schemas.microsoft.com/office/word/2018/wordml/cex" xmlns:w16cid="http://schemas.microsoft.com/office/word/2016/wordml/cid" xmlns:w16="http://schemas.microsoft.com/office/word/2018/wordml" xmlns:w16du="http://schemas.microsoft.com/office/word/2023/wordml/word16du" xmlns:w16sdtdh="http://schemas.microsoft.com/office/word/2020/wordml/sdtdatahash" xmlns:w16sdtfl="http://schemas.microsoft.com/office/word/2024/wordml/sdtformatlock" xmlns:w16se="http://schemas.microsoft.com/office/word/2015/wordml/symex" xmlns:wpg="http://schemas.microsoft.com/office/word/2010/wordprocessingGroup" xmlns:wpi="http://schemas.microsoft.com/office/word/2010/wordprocessingInk" xmlns:wne="http://schemas.microsoft.com/office/word/2006/wordml" xmlns:wps="http://schemas.microsoft.com/office/word/2010/wordprocessingShape" mc:Ignorable="w14 w15 w16se w16cid w16 w16cex w16sdtdh w16sdtfl w16du wp14">
+<w:ftr xmlns:wpc="http://schemas.microsoft.com/office/word/2010/wordprocessingCanvas" xmlns:cx="http://schemas.microsoft.com/office/drawing/2014/chartex" xmlns:cx1="http://schemas.microsoft.com/office/drawing/2015/9/8/chartex" xmlns:cx2="http://schemas.microsoft.com/office/drawing/2015/10/21/chartex" xmlns:cx3="http://schemas.microsoft.com/office/drawing/2016/5/9/chartex" xmlns:cx4="http://schemas.microsoft.com/office/drawing/2016/5/10/chartex" xmlns:cx5="http://schemas.microsoft.com/office/drawing/2016/5/11/chartex" xmlns:cx6="http://schemas.microsoft.com/office/drawing/2016/5/12/chartex" xmlns:cx7="http://schemas.microsoft.com/office/drawing/2016/5/13/chartex" xmlns:cx8="http://schemas.microsoft.com/office/drawing/2016/5/14/chartex" xmlns:mc="http://schemas.openxmlformats.org/markup-compatibility/2006" xmlns:aink="http://schemas.microsoft.com/office/drawing/2016/ink" xmlns:am3d="http://schemas.microsoft.com/office/drawing/2017/model3d" xmlns:o="urn:schemas-microsoft-com:office:office" xmlns:r="http://schemas.openxmlformats.org/officeDocument/2006/relationships" xmlns:m="http://schemas.openxmlformats.org/officeDocument/2006/math" xmlns:v="urn:schemas-microsoft-com:vml" xmlns:wp14="http://schemas.microsoft.com/office/word/2010/wordprocessingDrawing" xmlns:wp="http://schemas.openxmlformats.org/drawingml/2006/wordprocessingDrawing" xmlns:w10="urn:schemas-microsoft-com:office:word" xmlns:w="http://schemas.openxmlformats.org/wordprocessingml/2006/main" xmlns:w14="http://schemas.microsoft.com/office/word/2010/wordml" xmlns:w15="http://schemas.microsoft.com/office/word/2012/wordml" xmlns:w16cex="http://schemas.microsoft.com/office/word/2018/wordml/cex" xmlns:w16cid="http://schemas.microsoft.com/office/word/2016/wordml/cid" xmlns:w16="http://schemas.microsoft.com/office/word/2018/wordml" xmlns:w16sdtdh="http://schemas.microsoft.com/office/word/2020/wordml/sdtdatahash" xmlns:w16se="http://schemas.microsoft.com/office/word/2015/wordml/symex" xmlns:wpg="http://schemas.microsoft.com/office/word/2010/wordprocessingGroup" xmlns:wpi="http://schemas.microsoft.com/office/word/2010/wordprocessingInk" xmlns:wne="http://schemas.microsoft.com/office/word/2006/wordml" xmlns:wps="http://schemas.microsoft.com/office/word/2010/wordprocessingShape" mc:Ignorable="w14 w15 w16se w16cid w16 w16cex w16sdtdh wp14">
+  <w:p>
+    <w:pPr>
+      <w:pStyle w:val="Footer"/>
+      <w:jc w:val="center"/>
+    </w:pPr>
+  </w:p>
+</w:ftr>
+</file>
+
+<file path=word/footer3.xml><?xml version="1.0" encoding="utf-8"?>
+<w:ftr xmlns:wpc="http://schemas.microsoft.com/office/word/2010/wordprocessingCanvas" xmlns:cx="http://schemas.microsoft.com/office/drawing/2014/chartex" xmlns:cx1="http://schemas.microsoft.com/office/drawing/2015/9/8/chartex" xmlns:cx2="http://schemas.microsoft.com/office/drawing/2015/10/21/chartex" xmlns:cx3="http://schemas.microsoft.com/office/drawing/2016/5/9/chartex" xmlns:cx4="http://schemas.microsoft.com/office/drawing/2016/5/10/chartex" xmlns:cx5="http://schemas.microsoft.com/office/drawing/2016/5/11/chartex" xmlns:cx6="http://schemas.microsoft.com/office/drawing/2016/5/12/chartex" xmlns:cx7="http://schemas.microsoft.com/office/drawing/2016/5/13/chartex" xmlns:cx8="http://schemas.microsoft.com/office/drawing/2016/5/14/chartex" xmlns:mc="http://schemas.openxmlformats.org/markup-compatibility/2006" xmlns:aink="http://schemas.microsoft.com/office/drawing/2016/ink" xmlns:am3d="http://schemas.microsoft.com/office/drawing/2017/model3d" xmlns:o="urn:schemas-microsoft-com:office:office" xmlns:r="http://schemas.openxmlformats.org/officeDocument/2006/relationships" xmlns:m="http://schemas.openxmlformats.org/officeDocument/2006/math" xmlns:v="urn:schemas-microsoft-com:vml" xmlns:wp14="http://schemas.microsoft.com/office/word/2010/wordprocessingDrawing" xmlns:wp="http://schemas.openxmlformats.org/drawingml/2006/wordprocessingDrawing" xmlns:w10="urn:schemas-microsoft-com:office:word" xmlns:w="http://schemas.openxmlformats.org/wordprocessingml/2006/main" xmlns:w14="http://schemas.microsoft.com/office/word/2010/wordml" xmlns:w15="http://schemas.microsoft.com/office/word/2012/wordml" xmlns:w16cex="http://schemas.microsoft.com/office/word/2018/wordml/cex" xmlns:w16cid="http://schemas.microsoft.com/office/word/2016/wordml/cid" xmlns:w16="http://schemas.microsoft.com/office/word/2018/wordml" xmlns:w16sdtdh="http://schemas.microsoft.com/office/word/2020/wordml/sdtdatahash" xmlns:w16se="http://schemas.microsoft.com/office/word/2015/wordml/symex" xmlns:wpg="http://schemas.microsoft.com/office/word/2010/wordprocessingGroup" xmlns:wpi="http://schemas.microsoft.com/office/word/2010/wordprocessingInk" xmlns:wne="http://schemas.microsoft.com/office/word/2006/wordml" xmlns:wps="http://schemas.microsoft.com/office/word/2010/wordprocessingShape" mc:Ignorable="w14 w15 w16se w16cid w16 w16cex w16sdtdh wp14">
+  <w:p>
+    <w:pPr>
+      <w:pStyle w:val="Footer"/>
+      <w:jc w:val="center"/>
+    </w:pPr>
+  </w:p>
+</w:ftr>
+</file>
+
+<file path=word/footer4.xml><?xml version="1.0" encoding="utf-8"?>
+<w:ftr xmlns:wpc="http://schemas.microsoft.com/office/word/2010/wordprocessingCanvas" xmlns:cx="http://schemas.microsoft.com/office/drawing/2014/chartex" xmlns:cx1="http://schemas.microsoft.com/office/drawing/2015/9/8/chartex" xmlns:cx2="http://schemas.microsoft.com/office/drawing/2015/10/21/chartex" xmlns:cx3="http://schemas.microsoft.com/office/drawing/2016/5/9/chartex" xmlns:cx4="http://schemas.microsoft.com/office/drawing/2016/5/10/chartex" xmlns:cx5="http://schemas.microsoft.com/office/drawing/2016/5/11/chartex" xmlns:cx6="http://schemas.microsoft.com/office/drawing/2016/5/12/chartex" xmlns:cx7="http://schemas.microsoft.com/office/drawing/2016/5/13/chartex" xmlns:cx8="http://schemas.microsoft.com/office/drawing/2016/5/14/chartex" xmlns:mc="http://schemas.openxmlformats.org/markup-compatibility/2006" xmlns:aink="http://schemas.microsoft.com/office/drawing/2016/ink" xmlns:am3d="http://schemas.microsoft.com/office/drawing/2017/model3d" xmlns:o="urn:schemas-microsoft-com:office:office" xmlns:r="http://schemas.openxmlformats.org/officeDocument/2006/relationships" xmlns:m="http://schemas.openxmlformats.org/officeDocument/2006/math" xmlns:v="urn:schemas-microsoft-com:vml" xmlns:wp14="http://schemas.microsoft.com/office/word/2010/wordprocessingDrawing" xmlns:wp="http://schemas.openxmlformats.org/drawingml/2006/wordprocessingDrawing" xmlns:w10="urn:schemas-microsoft-com:office:word" xmlns:w="http://schemas.openxmlformats.org/wordprocessingml/2006/main" xmlns:w14="http://schemas.microsoft.com/office/word/2010/wordml" xmlns:w15="http://schemas.microsoft.com/office/word/2012/wordml" xmlns:w16cex="http://schemas.microsoft.com/office/word/2018/wordml/cex" xmlns:w16cid="http://schemas.microsoft.com/office/word/2016/wordml/cid" xmlns:w16="http://schemas.microsoft.com/office/word/2018/wordml" xmlns:w16sdtdh="http://schemas.microsoft.com/office/word/2020/wordml/sdtdatahash" xmlns:w16se="http://schemas.microsoft.com/office/word/2015/wordml/symex" xmlns:wpg="http://schemas.microsoft.com/office/word/2010/wordprocessingGroup" xmlns:wpi="http://schemas.microsoft.com/office/word/2010/wordprocessingInk" xmlns:wne="http://schemas.microsoft.com/office/word/2006/wordml" xmlns:wps="http://schemas.microsoft.com/office/word/2010/wordprocessingShape" mc:Ignorable="w14 w15 w16se w16cid w16 w16cex w16sdtdh wp14">
   <w:p>
     <w:pPr>
       <w:pStyle w:val="Footer"/>
@@ -13165,64 +13268,7 @@
         <w:noProof/>
       </w:rPr>
       <w:drawing>
-        <wp:inline distT="0" distB="0" distL="0" distR="0" wp14:anchorId="3432FB47" wp14:editId="22DEA571">
-          <wp:extent cx="1076325" cy="783054"/>
-          <wp:effectExtent l="0" t="0" r="0" b="0"/>
-          <wp:docPr id="348804972" name="Picture 2" descr="A black and blue rectangular card with red text&#10;&#10;Description automatically generated"/>
-          <wp:cNvGraphicFramePr>
-            <a:graphicFrameLocks xmlns:a="http://schemas.openxmlformats.org/drawingml/2006/main" noChangeAspect="1"/>
-          </wp:cNvGraphicFramePr>
-          <a:graphic xmlns:a="http://schemas.openxmlformats.org/drawingml/2006/main">
-            <a:graphicData uri="http://schemas.openxmlformats.org/drawingml/2006/picture">
-              <pic:pic xmlns:pic="http://schemas.openxmlformats.org/drawingml/2006/picture">
-                <pic:nvPicPr>
-                  <pic:cNvPr id="1524224242" name="Picture 2" descr="A black and blue rectangular card with red text&#10;&#10;Description automatically generated"/>
-                  <pic:cNvPicPr/>
-                </pic:nvPicPr>
-                <pic:blipFill>
-                  <a:blip r:embed="rId1">
-                    <a:extLst>
-                      <a:ext uri="{28A0092B-C50C-407E-A947-70E740481C1C}">
-                        <a14:useLocalDpi xmlns:a14="http://schemas.microsoft.com/office/drawing/2010/main" val="0"/>
-                      </a:ext>
-                    </a:extLst>
-                  </a:blip>
-                  <a:stretch>
-                    <a:fillRect/>
-                  </a:stretch>
-                </pic:blipFill>
-                <pic:spPr>
-                  <a:xfrm>
-                    <a:off x="0" y="0"/>
-                    <a:ext cx="1139584" cy="829077"/>
-                  </a:xfrm>
-                  <a:prstGeom prst="rect">
-                    <a:avLst/>
-                  </a:prstGeom>
-                </pic:spPr>
-              </pic:pic>
-            </a:graphicData>
-          </a:graphic>
-        </wp:inline>
-      </w:drawing>
-    </w:r>
-  </w:p>
-</w:ftr>
-</file>
-
-<file path=word/footer3.xml><?xml version="1.0" encoding="utf-8"?>
-<w:ftr xmlns:wpc="http://schemas.microsoft.com/office/word/2010/wordprocessingCanvas" xmlns:cx="http://schemas.microsoft.com/office/drawing/2014/chartex" xmlns:cx1="http://schemas.microsoft.com/office/drawing/2015/9/8/chartex" xmlns:cx2="http://schemas.microsoft.com/office/drawing/2015/10/21/chartex" xmlns:cx3="http://schemas.microsoft.com/office/drawing/2016/5/9/chartex" xmlns:cx4="http://schemas.microsoft.com/office/drawing/2016/5/10/chartex" xmlns:cx5="http://schemas.microsoft.com/office/drawing/2016/5/11/chartex" xmlns:cx6="http://schemas.microsoft.com/office/drawing/2016/5/12/chartex" xmlns:cx7="http://schemas.microsoft.com/office/drawing/2016/5/13/chartex" xmlns:cx8="http://schemas.microsoft.com/office/drawing/2016/5/14/chartex" xmlns:mc="http://schemas.openxmlformats.org/markup-compatibility/2006" xmlns:aink="http://schemas.microsoft.com/office/drawing/2016/ink" xmlns:am3d="http://schemas.microsoft.com/office/drawing/2017/model3d" xmlns:o="urn:schemas-microsoft-com:office:office" xmlns:oel="http://schemas.microsoft.com/office/2019/extlst" xmlns:r="http://schemas.openxmlformats.org/officeDocument/2006/relationships" xmlns:m="http://schemas.openxmlformats.org/officeDocument/2006/math" xmlns:v="urn:schemas-microsoft-com:vml" xmlns:wp14="http://schemas.microsoft.com/office/word/2010/wordprocessingDrawing" xmlns:wp="http://schemas.openxmlformats.org/drawingml/2006/wordprocessingDrawing" xmlns:w10="urn:schemas-microsoft-com:office:word" xmlns:w="http://schemas.openxmlformats.org/wordprocessingml/2006/main" xmlns:w14="http://schemas.microsoft.com/office/word/2010/wordml" xmlns:w15="http://schemas.microsoft.com/office/word/2012/wordml" xmlns:w16cex="http://schemas.microsoft.com/office/word/2018/wordml/cex" xmlns:w16cid="http://schemas.microsoft.com/office/word/2016/wordml/cid" xmlns:w16="http://schemas.microsoft.com/office/word/2018/wordml" xmlns:w16du="http://schemas.microsoft.com/office/word/2023/wordml/word16du" xmlns:w16sdtdh="http://schemas.microsoft.com/office/word/2020/wordml/sdtdatahash" xmlns:w16sdtfl="http://schemas.microsoft.com/office/word/2024/wordml/sdtformatlock" xmlns:w16se="http://schemas.microsoft.com/office/word/2015/wordml/symex" xmlns:wpg="http://schemas.microsoft.com/office/word/2010/wordprocessingGroup" xmlns:wpi="http://schemas.microsoft.com/office/word/2010/wordprocessingInk" xmlns:wne="http://schemas.microsoft.com/office/word/2006/wordml" xmlns:wps="http://schemas.microsoft.com/office/word/2010/wordprocessingShape" mc:Ignorable="w14 w15 w16se w16cid w16 w16cex w16sdtdh w16sdtfl w16du wp14">
-  <w:p>
-    <w:pPr>
-      <w:pStyle w:val="Footer"/>
-      <w:jc w:val="center"/>
-    </w:pPr>
-    <w:r>
-      <w:rPr>
-        <w:noProof/>
-      </w:rPr>
-      <w:drawing>
-        <wp:inline distT="0" distB="0" distL="0" distR="0" wp14:anchorId="1F545D28" wp14:editId="0286861A">
+        <wp:inline distT="0" distB="0" distL="0" distR="0" wp14:anchorId="32DBBBB3" wp14:editId="32BC8683">
           <wp:extent cx="1076325" cy="783054"/>
           <wp:effectExtent l="0" t="0" r="0" b="0"/>
           <wp:docPr id="901662316" name="Picture 2" descr="A black and blue rectangular card with red text&#10;&#10;Description automatically generated"/>
@@ -13268,7 +13314,7 @@
 </file>
 
 <file path=word/footnotes.xml><?xml version="1.0" encoding="utf-8"?>
-<w:footnotes xmlns:wpc="http://schemas.microsoft.com/office/word/2010/wordprocessingCanvas" xmlns:cx="http://schemas.microsoft.com/office/drawing/2014/chartex" xmlns:cx1="http://schemas.microsoft.com/office/drawing/2015/9/8/chartex" xmlns:cx2="http://schemas.microsoft.com/office/drawing/2015/10/21/chartex" xmlns:cx3="http://schemas.microsoft.com/office/drawing/2016/5/9/chartex" xmlns:cx4="http://schemas.microsoft.com/office/drawing/2016/5/10/chartex" xmlns:cx5="http://schemas.microsoft.com/office/drawing/2016/5/11/chartex" xmlns:cx6="http://schemas.microsoft.com/office/drawing/2016/5/12/chartex" xmlns:cx7="http://schemas.microsoft.com/office/drawing/2016/5/13/chartex" xmlns:cx8="http://schemas.microsoft.com/office/drawing/2016/5/14/chartex" xmlns:mc="http://schemas.openxmlformats.org/markup-compatibility/2006" xmlns:aink="http://schemas.microsoft.com/office/drawing/2016/ink" xmlns:am3d="http://schemas.microsoft.com/office/drawing/2017/model3d" xmlns:o="urn:schemas-microsoft-com:office:office" xmlns:oel="http://schemas.microsoft.com/office/2019/extlst" xmlns:r="http://schemas.openxmlformats.org/officeDocument/2006/relationships" xmlns:m="http://schemas.openxmlformats.org/officeDocument/2006/math" xmlns:v="urn:schemas-microsoft-com:vml" xmlns:wp14="http://schemas.microsoft.com/office/word/2010/wordprocessingDrawing" xmlns:wp="http://schemas.openxmlformats.org/drawingml/2006/wordprocessingDrawing" xmlns:w10="urn:schemas-microsoft-com:office:word" xmlns:w="http://schemas.openxmlformats.org/wordprocessingml/2006/main" xmlns:w14="http://schemas.microsoft.com/office/word/2010/wordml" xmlns:w15="http://schemas.microsoft.com/office/word/2012/wordml" xmlns:w16cex="http://schemas.microsoft.com/office/word/2018/wordml/cex" xmlns:w16cid="http://schemas.microsoft.com/office/word/2016/wordml/cid" xmlns:w16="http://schemas.microsoft.com/office/word/2018/wordml" xmlns:w16du="http://schemas.microsoft.com/office/word/2023/wordml/word16du" xmlns:w16sdtdh="http://schemas.microsoft.com/office/word/2020/wordml/sdtdatahash" xmlns:w16sdtfl="http://schemas.microsoft.com/office/word/2024/wordml/sdtformatlock" xmlns:w16se="http://schemas.microsoft.com/office/word/2015/wordml/symex" xmlns:wpg="http://schemas.microsoft.com/office/word/2010/wordprocessingGroup" xmlns:wpi="http://schemas.microsoft.com/office/word/2010/wordprocessingInk" xmlns:wne="http://schemas.microsoft.com/office/word/2006/wordml" xmlns:wps="http://schemas.microsoft.com/office/word/2010/wordprocessingShape" mc:Ignorable="w14 w15 w16se w16cid w16 w16cex w16sdtdh w16sdtfl w16du wp14">
+<w:footnotes xmlns:wpc="http://schemas.microsoft.com/office/word/2010/wordprocessingCanvas" xmlns:cx="http://schemas.microsoft.com/office/drawing/2014/chartex" xmlns:cx1="http://schemas.microsoft.com/office/drawing/2015/9/8/chartex" xmlns:cx2="http://schemas.microsoft.com/office/drawing/2015/10/21/chartex" xmlns:cx3="http://schemas.microsoft.com/office/drawing/2016/5/9/chartex" xmlns:cx4="http://schemas.microsoft.com/office/drawing/2016/5/10/chartex" xmlns:cx5="http://schemas.microsoft.com/office/drawing/2016/5/11/chartex" xmlns:cx6="http://schemas.microsoft.com/office/drawing/2016/5/12/chartex" xmlns:cx7="http://schemas.microsoft.com/office/drawing/2016/5/13/chartex" xmlns:cx8="http://schemas.microsoft.com/office/drawing/2016/5/14/chartex" xmlns:mc="http://schemas.openxmlformats.org/markup-compatibility/2006" xmlns:aink="http://schemas.microsoft.com/office/drawing/2016/ink" xmlns:am3d="http://schemas.microsoft.com/office/drawing/2017/model3d" xmlns:o="urn:schemas-microsoft-com:office:office" xmlns:r="http://schemas.openxmlformats.org/officeDocument/2006/relationships" xmlns:m="http://schemas.openxmlformats.org/officeDocument/2006/math" xmlns:v="urn:schemas-microsoft-com:vml" xmlns:wp14="http://schemas.microsoft.com/office/word/2010/wordprocessingDrawing" xmlns:wp="http://schemas.openxmlformats.org/drawingml/2006/wordprocessingDrawing" xmlns:w10="urn:schemas-microsoft-com:office:word" xmlns:w="http://schemas.openxmlformats.org/wordprocessingml/2006/main" xmlns:w14="http://schemas.microsoft.com/office/word/2010/wordml" xmlns:w15="http://schemas.microsoft.com/office/word/2012/wordml" xmlns:w16cex="http://schemas.microsoft.com/office/word/2018/wordml/cex" xmlns:w16cid="http://schemas.microsoft.com/office/word/2016/wordml/cid" xmlns:w16="http://schemas.microsoft.com/office/word/2018/wordml" xmlns:w16sdtdh="http://schemas.microsoft.com/office/word/2020/wordml/sdtdatahash" xmlns:w16se="http://schemas.microsoft.com/office/word/2015/wordml/symex" xmlns:wpg="http://schemas.microsoft.com/office/word/2010/wordprocessingGroup" xmlns:wpi="http://schemas.microsoft.com/office/word/2010/wordprocessingInk" xmlns:wne="http://schemas.microsoft.com/office/word/2006/wordml" xmlns:wps="http://schemas.microsoft.com/office/word/2010/wordprocessingShape" mc:Ignorable="w14 w15 w16se w16cid w16 w16cex w16sdtdh wp14">
   <w:footnote w:type="separator" w:id="-1">
     <w:p>
       <w:r>
@@ -13290,7 +13336,7 @@
 </file>
 
 <file path=word/header1.xml><?xml version="1.0" encoding="utf-8"?>
-<w:hdr xmlns:wpc="http://schemas.microsoft.com/office/word/2010/wordprocessingCanvas" xmlns:cx="http://schemas.microsoft.com/office/drawing/2014/chartex" xmlns:cx1="http://schemas.microsoft.com/office/drawing/2015/9/8/chartex" xmlns:cx2="http://schemas.microsoft.com/office/drawing/2015/10/21/chartex" xmlns:cx3="http://schemas.microsoft.com/office/drawing/2016/5/9/chartex" xmlns:cx4="http://schemas.microsoft.com/office/drawing/2016/5/10/chartex" xmlns:cx5="http://schemas.microsoft.com/office/drawing/2016/5/11/chartex" xmlns:cx6="http://schemas.microsoft.com/office/drawing/2016/5/12/chartex" xmlns:cx7="http://schemas.microsoft.com/office/drawing/2016/5/13/chartex" xmlns:cx8="http://schemas.microsoft.com/office/drawing/2016/5/14/chartex" xmlns:mc="http://schemas.openxmlformats.org/markup-compatibility/2006" xmlns:aink="http://schemas.microsoft.com/office/drawing/2016/ink" xmlns:am3d="http://schemas.microsoft.com/office/drawing/2017/model3d" xmlns:o="urn:schemas-microsoft-com:office:office" xmlns:oel="http://schemas.microsoft.com/office/2019/extlst" xmlns:r="http://schemas.openxmlformats.org/officeDocument/2006/relationships" xmlns:m="http://schemas.openxmlformats.org/officeDocument/2006/math" xmlns:v="urn:schemas-microsoft-com:vml" xmlns:wp14="http://schemas.microsoft.com/office/word/2010/wordprocessingDrawing" xmlns:wp="http://schemas.openxmlformats.org/drawingml/2006/wordprocessingDrawing" xmlns:w10="urn:schemas-microsoft-com:office:word" xmlns:w="http://schemas.openxmlformats.org/wordprocessingml/2006/main" xmlns:w14="http://schemas.microsoft.com/office/word/2010/wordml" xmlns:w15="http://schemas.microsoft.com/office/word/2012/wordml" xmlns:w16cex="http://schemas.microsoft.com/office/word/2018/wordml/cex" xmlns:w16cid="http://schemas.microsoft.com/office/word/2016/wordml/cid" xmlns:w16="http://schemas.microsoft.com/office/word/2018/wordml" xmlns:w16du="http://schemas.microsoft.com/office/word/2023/wordml/word16du" xmlns:w16sdtdh="http://schemas.microsoft.com/office/word/2020/wordml/sdtdatahash" xmlns:w16sdtfl="http://schemas.microsoft.com/office/word/2024/wordml/sdtformatlock" xmlns:w16se="http://schemas.microsoft.com/office/word/2015/wordml/symex" xmlns:wpg="http://schemas.microsoft.com/office/word/2010/wordprocessingGroup" xmlns:wpi="http://schemas.microsoft.com/office/word/2010/wordprocessingInk" xmlns:wne="http://schemas.microsoft.com/office/word/2006/wordml" xmlns:wps="http://schemas.microsoft.com/office/word/2010/wordprocessingShape" mc:Ignorable="w14 w15 w16se w16cid w16 w16cex w16sdtdh w16sdtfl w16du wp14">
+<w:hdr xmlns:wpc="http://schemas.microsoft.com/office/word/2010/wordprocessingCanvas" xmlns:cx="http://schemas.microsoft.com/office/drawing/2014/chartex" xmlns:cx1="http://schemas.microsoft.com/office/drawing/2015/9/8/chartex" xmlns:cx2="http://schemas.microsoft.com/office/drawing/2015/10/21/chartex" xmlns:cx3="http://schemas.microsoft.com/office/drawing/2016/5/9/chartex" xmlns:cx4="http://schemas.microsoft.com/office/drawing/2016/5/10/chartex" xmlns:cx5="http://schemas.microsoft.com/office/drawing/2016/5/11/chartex" xmlns:cx6="http://schemas.microsoft.com/office/drawing/2016/5/12/chartex" xmlns:cx7="http://schemas.microsoft.com/office/drawing/2016/5/13/chartex" xmlns:cx8="http://schemas.microsoft.com/office/drawing/2016/5/14/chartex" xmlns:mc="http://schemas.openxmlformats.org/markup-compatibility/2006" xmlns:aink="http://schemas.microsoft.com/office/drawing/2016/ink" xmlns:am3d="http://schemas.microsoft.com/office/drawing/2017/model3d" xmlns:o="urn:schemas-microsoft-com:office:office" xmlns:r="http://schemas.openxmlformats.org/officeDocument/2006/relationships" xmlns:m="http://schemas.openxmlformats.org/officeDocument/2006/math" xmlns:v="urn:schemas-microsoft-com:vml" xmlns:wp14="http://schemas.microsoft.com/office/word/2010/wordprocessingDrawing" xmlns:wp="http://schemas.openxmlformats.org/drawingml/2006/wordprocessingDrawing" xmlns:w10="urn:schemas-microsoft-com:office:word" xmlns:w="http://schemas.openxmlformats.org/wordprocessingml/2006/main" xmlns:w14="http://schemas.microsoft.com/office/word/2010/wordml" xmlns:w15="http://schemas.microsoft.com/office/word/2012/wordml" xmlns:w16cex="http://schemas.microsoft.com/office/word/2018/wordml/cex" xmlns:w16cid="http://schemas.microsoft.com/office/word/2016/wordml/cid" xmlns:w16="http://schemas.microsoft.com/office/word/2018/wordml" xmlns:w16sdtdh="http://schemas.microsoft.com/office/word/2020/wordml/sdtdatahash" xmlns:w16se="http://schemas.microsoft.com/office/word/2015/wordml/symex" xmlns:wpg="http://schemas.microsoft.com/office/word/2010/wordprocessingGroup" xmlns:wpi="http://schemas.microsoft.com/office/word/2010/wordprocessingInk" xmlns:wne="http://schemas.microsoft.com/office/word/2006/wordml" xmlns:wps="http://schemas.microsoft.com/office/word/2010/wordprocessingShape" mc:Ignorable="w14 w15 w16se w16cid w16 w16cex w16sdtdh wp14">
   <w:p>
     <w:pPr>
       <w:pStyle w:val="Header"/>
@@ -13300,7 +13346,7 @@
 </file>
 
 <file path=word/header2.xml><?xml version="1.0" encoding="utf-8"?>
-<w:hdr xmlns:wpc="http://schemas.microsoft.com/office/word/2010/wordprocessingCanvas" xmlns:cx="http://schemas.microsoft.com/office/drawing/2014/chartex" xmlns:cx1="http://schemas.microsoft.com/office/drawing/2015/9/8/chartex" xmlns:cx2="http://schemas.microsoft.com/office/drawing/2015/10/21/chartex" xmlns:cx3="http://schemas.microsoft.com/office/drawing/2016/5/9/chartex" xmlns:cx4="http://schemas.microsoft.com/office/drawing/2016/5/10/chartex" xmlns:cx5="http://schemas.microsoft.com/office/drawing/2016/5/11/chartex" xmlns:cx6="http://schemas.microsoft.com/office/drawing/2016/5/12/chartex" xmlns:cx7="http://schemas.microsoft.com/office/drawing/2016/5/13/chartex" xmlns:cx8="http://schemas.microsoft.com/office/drawing/2016/5/14/chartex" xmlns:mc="http://schemas.openxmlformats.org/markup-compatibility/2006" xmlns:aink="http://schemas.microsoft.com/office/drawing/2016/ink" xmlns:am3d="http://schemas.microsoft.com/office/drawing/2017/model3d" xmlns:o="urn:schemas-microsoft-com:office:office" xmlns:oel="http://schemas.microsoft.com/office/2019/extlst" xmlns:r="http://schemas.openxmlformats.org/officeDocument/2006/relationships" xmlns:m="http://schemas.openxmlformats.org/officeDocument/2006/math" xmlns:v="urn:schemas-microsoft-com:vml" xmlns:wp14="http://schemas.microsoft.com/office/word/2010/wordprocessingDrawing" xmlns:wp="http://schemas.openxmlformats.org/drawingml/2006/wordprocessingDrawing" xmlns:w10="urn:schemas-microsoft-com:office:word" xmlns:w="http://schemas.openxmlformats.org/wordprocessingml/2006/main" xmlns:w14="http://schemas.microsoft.com/office/word/2010/wordml" xmlns:w15="http://schemas.microsoft.com/office/word/2012/wordml" xmlns:w16cex="http://schemas.microsoft.com/office/word/2018/wordml/cex" xmlns:w16cid="http://schemas.microsoft.com/office/word/2016/wordml/cid" xmlns:w16="http://schemas.microsoft.com/office/word/2018/wordml" xmlns:w16du="http://schemas.microsoft.com/office/word/2023/wordml/word16du" xmlns:w16sdtdh="http://schemas.microsoft.com/office/word/2020/wordml/sdtdatahash" xmlns:w16sdtfl="http://schemas.microsoft.com/office/word/2024/wordml/sdtformatlock" xmlns:w16se="http://schemas.microsoft.com/office/word/2015/wordml/symex" xmlns:wpg="http://schemas.microsoft.com/office/word/2010/wordprocessingGroup" xmlns:wpi="http://schemas.microsoft.com/office/word/2010/wordprocessingInk" xmlns:wne="http://schemas.microsoft.com/office/word/2006/wordml" xmlns:wps="http://schemas.microsoft.com/office/word/2010/wordprocessingShape" mc:Ignorable="w14 w15 w16se w16cid w16 w16cex w16sdtdh w16sdtfl w16du wp14">
+<w:hdr xmlns:wpc="http://schemas.microsoft.com/office/word/2010/wordprocessingCanvas" xmlns:cx="http://schemas.microsoft.com/office/drawing/2014/chartex" xmlns:cx1="http://schemas.microsoft.com/office/drawing/2015/9/8/chartex" xmlns:cx2="http://schemas.microsoft.com/office/drawing/2015/10/21/chartex" xmlns:cx3="http://schemas.microsoft.com/office/drawing/2016/5/9/chartex" xmlns:cx4="http://schemas.microsoft.com/office/drawing/2016/5/10/chartex" xmlns:cx5="http://schemas.microsoft.com/office/drawing/2016/5/11/chartex" xmlns:cx6="http://schemas.microsoft.com/office/drawing/2016/5/12/chartex" xmlns:cx7="http://schemas.microsoft.com/office/drawing/2016/5/13/chartex" xmlns:cx8="http://schemas.microsoft.com/office/drawing/2016/5/14/chartex" xmlns:mc="http://schemas.openxmlformats.org/markup-compatibility/2006" xmlns:aink="http://schemas.microsoft.com/office/drawing/2016/ink" xmlns:am3d="http://schemas.microsoft.com/office/drawing/2017/model3d" xmlns:o="urn:schemas-microsoft-com:office:office" xmlns:r="http://schemas.openxmlformats.org/officeDocument/2006/relationships" xmlns:m="http://schemas.openxmlformats.org/officeDocument/2006/math" xmlns:v="urn:schemas-microsoft-com:vml" xmlns:wp14="http://schemas.microsoft.com/office/word/2010/wordprocessingDrawing" xmlns:wp="http://schemas.openxmlformats.org/drawingml/2006/wordprocessingDrawing" xmlns:w10="urn:schemas-microsoft-com:office:word" xmlns:w="http://schemas.openxmlformats.org/wordprocessingml/2006/main" xmlns:w14="http://schemas.microsoft.com/office/word/2010/wordml" xmlns:w15="http://schemas.microsoft.com/office/word/2012/wordml" xmlns:w16cex="http://schemas.microsoft.com/office/word/2018/wordml/cex" xmlns:w16cid="http://schemas.microsoft.com/office/word/2016/wordml/cid" xmlns:w16="http://schemas.microsoft.com/office/word/2018/wordml" xmlns:w16sdtdh="http://schemas.microsoft.com/office/word/2020/wordml/sdtdatahash" xmlns:w16se="http://schemas.microsoft.com/office/word/2015/wordml/symex" xmlns:wpg="http://schemas.microsoft.com/office/word/2010/wordprocessingGroup" xmlns:wpi="http://schemas.microsoft.com/office/word/2010/wordprocessingInk" xmlns:wne="http://schemas.microsoft.com/office/word/2006/wordml" xmlns:wps="http://schemas.microsoft.com/office/word/2010/wordprocessingShape" mc:Ignorable="w14 w15 w16se w16cid w16 w16cex w16sdtdh wp14">
   <w:p>
     <w:pPr>
       <w:pStyle w:val="Header"/>
@@ -13315,7 +13361,7 @@
 </file>
 
 <file path=word/header3.xml><?xml version="1.0" encoding="utf-8"?>
-<w:hdr xmlns:wpc="http://schemas.microsoft.com/office/word/2010/wordprocessingCanvas" xmlns:cx="http://schemas.microsoft.com/office/drawing/2014/chartex" xmlns:cx1="http://schemas.microsoft.com/office/drawing/2015/9/8/chartex" xmlns:cx2="http://schemas.microsoft.com/office/drawing/2015/10/21/chartex" xmlns:cx3="http://schemas.microsoft.com/office/drawing/2016/5/9/chartex" xmlns:cx4="http://schemas.microsoft.com/office/drawing/2016/5/10/chartex" xmlns:cx5="http://schemas.microsoft.com/office/drawing/2016/5/11/chartex" xmlns:cx6="http://schemas.microsoft.com/office/drawing/2016/5/12/chartex" xmlns:cx7="http://schemas.microsoft.com/office/drawing/2016/5/13/chartex" xmlns:cx8="http://schemas.microsoft.com/office/drawing/2016/5/14/chartex" xmlns:mc="http://schemas.openxmlformats.org/markup-compatibility/2006" xmlns:aink="http://schemas.microsoft.com/office/drawing/2016/ink" xmlns:am3d="http://schemas.microsoft.com/office/drawing/2017/model3d" xmlns:o="urn:schemas-microsoft-com:office:office" xmlns:oel="http://schemas.microsoft.com/office/2019/extlst" xmlns:r="http://schemas.openxmlformats.org/officeDocument/2006/relationships" xmlns:m="http://schemas.openxmlformats.org/officeDocument/2006/math" xmlns:v="urn:schemas-microsoft-com:vml" xmlns:wp14="http://schemas.microsoft.com/office/word/2010/wordprocessingDrawing" xmlns:wp="http://schemas.openxmlformats.org/drawingml/2006/wordprocessingDrawing" xmlns:w10="urn:schemas-microsoft-com:office:word" xmlns:w="http://schemas.openxmlformats.org/wordprocessingml/2006/main" xmlns:w14="http://schemas.microsoft.com/office/word/2010/wordml" xmlns:w15="http://schemas.microsoft.com/office/word/2012/wordml" xmlns:w16cex="http://schemas.microsoft.com/office/word/2018/wordml/cex" xmlns:w16cid="http://schemas.microsoft.com/office/word/2016/wordml/cid" xmlns:w16="http://schemas.microsoft.com/office/word/2018/wordml" xmlns:w16du="http://schemas.microsoft.com/office/word/2023/wordml/word16du" xmlns:w16sdtdh="http://schemas.microsoft.com/office/word/2020/wordml/sdtdatahash" xmlns:w16sdtfl="http://schemas.microsoft.com/office/word/2024/wordml/sdtformatlock" xmlns:w16se="http://schemas.microsoft.com/office/word/2015/wordml/symex" xmlns:wpg="http://schemas.microsoft.com/office/word/2010/wordprocessingGroup" xmlns:wpi="http://schemas.microsoft.com/office/word/2010/wordprocessingInk" xmlns:wne="http://schemas.microsoft.com/office/word/2006/wordml" xmlns:wps="http://schemas.microsoft.com/office/word/2010/wordprocessingShape" mc:Ignorable="w14 w15 w16se w16cid w16 w16cex w16sdtdh w16sdtfl w16du wp14">
+<w:hdr xmlns:wpc="http://schemas.microsoft.com/office/word/2010/wordprocessingCanvas" xmlns:cx="http://schemas.microsoft.com/office/drawing/2014/chartex" xmlns:cx1="http://schemas.microsoft.com/office/drawing/2015/9/8/chartex" xmlns:cx2="http://schemas.microsoft.com/office/drawing/2015/10/21/chartex" xmlns:cx3="http://schemas.microsoft.com/office/drawing/2016/5/9/chartex" xmlns:cx4="http://schemas.microsoft.com/office/drawing/2016/5/10/chartex" xmlns:cx5="http://schemas.microsoft.com/office/drawing/2016/5/11/chartex" xmlns:cx6="http://schemas.microsoft.com/office/drawing/2016/5/12/chartex" xmlns:cx7="http://schemas.microsoft.com/office/drawing/2016/5/13/chartex" xmlns:cx8="http://schemas.microsoft.com/office/drawing/2016/5/14/chartex" xmlns:mc="http://schemas.openxmlformats.org/markup-compatibility/2006" xmlns:aink="http://schemas.microsoft.com/office/drawing/2016/ink" xmlns:am3d="http://schemas.microsoft.com/office/drawing/2017/model3d" xmlns:o="urn:schemas-microsoft-com:office:office" xmlns:r="http://schemas.openxmlformats.org/officeDocument/2006/relationships" xmlns:m="http://schemas.openxmlformats.org/officeDocument/2006/math" xmlns:v="urn:schemas-microsoft-com:vml" xmlns:wp14="http://schemas.microsoft.com/office/word/2010/wordprocessingDrawing" xmlns:wp="http://schemas.openxmlformats.org/drawingml/2006/wordprocessingDrawing" xmlns:w10="urn:schemas-microsoft-com:office:word" xmlns:w="http://schemas.openxmlformats.org/wordprocessingml/2006/main" xmlns:w14="http://schemas.microsoft.com/office/word/2010/wordml" xmlns:w15="http://schemas.microsoft.com/office/word/2012/wordml" xmlns:w16cex="http://schemas.microsoft.com/office/word/2018/wordml/cex" xmlns:w16cid="http://schemas.microsoft.com/office/word/2016/wordml/cid" xmlns:w16="http://schemas.microsoft.com/office/word/2018/wordml" xmlns:w16sdtdh="http://schemas.microsoft.com/office/word/2020/wordml/sdtdatahash" xmlns:w16se="http://schemas.microsoft.com/office/word/2015/wordml/symex" xmlns:wpg="http://schemas.microsoft.com/office/word/2010/wordprocessingGroup" xmlns:wpi="http://schemas.microsoft.com/office/word/2010/wordprocessingInk" xmlns:wne="http://schemas.microsoft.com/office/word/2006/wordml" xmlns:wps="http://schemas.microsoft.com/office/word/2010/wordprocessingShape" mc:Ignorable="w14 w15 w16se w16cid w16 w16cex w16sdtdh wp14">
   <w:p>
     <w:pPr>
       <w:widowControl w:val="0"/>
@@ -13635,7 +13681,7 @@
             </wp:anchor>
           </w:drawing>
         </mc:Choice>
-        <mc:Fallback>
+        <mc:Fallback xmlns:w16sdtfl="http://schemas.microsoft.com/office/word/2024/wordml/sdtformatlock" xmlns:w16du="http://schemas.microsoft.com/office/word/2023/wordml/word16du" xmlns:oel="http://schemas.microsoft.com/office/2019/extlst">
           <w:pict>
             <v:line w14:anchorId="259F0BA6" id="Straight Connector 984700384" o:spid="_x0000_s1026" style="position:absolute;z-index:251659264;visibility:visible;mso-wrap-style:square;mso-width-percent:0;mso-height-percent:0;mso-wrap-distance-left:9pt;mso-wrap-distance-top:0;mso-wrap-distance-right:9pt;mso-wrap-distance-bottom:0;mso-position-horizontal:absolute;mso-position-horizontal-relative:margin;mso-position-vertical:absolute;mso-position-vertical-relative:text;mso-width-percent:0;mso-height-percent:0;mso-width-relative:margin;mso-height-relative:margin" from="44.7pt,.75pt" to="468.4pt,.75pt" o:gfxdata="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" strokecolor="windowText" strokeweight="2.5pt">
               <v:stroke joinstyle="miter"/>
@@ -13659,7 +13705,7 @@
 </file>
 
 <file path=word/numbering.xml><?xml version="1.0" encoding="utf-8"?>
-<w:numbering xmlns:wpc="http://schemas.microsoft.com/office/word/2010/wordprocessingCanvas" xmlns:cx="http://schemas.microsoft.com/office/drawing/2014/chartex" xmlns:cx1="http://schemas.microsoft.com/office/drawing/2015/9/8/chartex" xmlns:cx2="http://schemas.microsoft.com/office/drawing/2015/10/21/chartex" xmlns:cx3="http://schemas.microsoft.com/office/drawing/2016/5/9/chartex" xmlns:cx4="http://schemas.microsoft.com/office/drawing/2016/5/10/chartex" xmlns:cx5="http://schemas.microsoft.com/office/drawing/2016/5/11/chartex" xmlns:cx6="http://schemas.microsoft.com/office/drawing/2016/5/12/chartex" xmlns:cx7="http://schemas.microsoft.com/office/drawing/2016/5/13/chartex" xmlns:cx8="http://schemas.microsoft.com/office/drawing/2016/5/14/chartex" xmlns:mc="http://schemas.openxmlformats.org/markup-compatibility/2006" xmlns:aink="http://schemas.microsoft.com/office/drawing/2016/ink" xmlns:am3d="http://schemas.microsoft.com/office/drawing/2017/model3d" xmlns:o="urn:schemas-microsoft-com:office:office" xmlns:oel="http://schemas.microsoft.com/office/2019/extlst" xmlns:r="http://schemas.openxmlformats.org/officeDocument/2006/relationships" xmlns:m="http://schemas.openxmlformats.org/officeDocument/2006/math" xmlns:v="urn:schemas-microsoft-com:vml" xmlns:wp14="http://schemas.microsoft.com/office/word/2010/wordprocessingDrawing" xmlns:wp="http://schemas.openxmlformats.org/drawingml/2006/wordprocessingDrawing" xmlns:w10="urn:schemas-microsoft-com:office:word" xmlns:w="http://schemas.openxmlformats.org/wordprocessingml/2006/main" xmlns:w14="http://schemas.microsoft.com/office/word/2010/wordml" xmlns:w15="http://schemas.microsoft.com/office/word/2012/wordml" xmlns:w16cex="http://schemas.microsoft.com/office/word/2018/wordml/cex" xmlns:w16cid="http://schemas.microsoft.com/office/word/2016/wordml/cid" xmlns:w16="http://schemas.microsoft.com/office/word/2018/wordml" xmlns:w16du="http://schemas.microsoft.com/office/word/2023/wordml/word16du" xmlns:w16sdtdh="http://schemas.microsoft.com/office/word/2020/wordml/sdtdatahash" xmlns:w16sdtfl="http://schemas.microsoft.com/office/word/2024/wordml/sdtformatlock" xmlns:w16se="http://schemas.microsoft.com/office/word/2015/wordml/symex" xmlns:wpg="http://schemas.microsoft.com/office/word/2010/wordprocessingGroup" xmlns:wpi="http://schemas.microsoft.com/office/word/2010/wordprocessingInk" xmlns:wne="http://schemas.microsoft.com/office/word/2006/wordml" xmlns:wps="http://schemas.microsoft.com/office/word/2010/wordprocessingShape" mc:Ignorable="w14 w15 w16se w16cid w16 w16cex w16sdtdh w16sdtfl w16du wp14">
+<w:numbering xmlns:wpc="http://schemas.microsoft.com/office/word/2010/wordprocessingCanvas" xmlns:cx="http://schemas.microsoft.com/office/drawing/2014/chartex" xmlns:cx1="http://schemas.microsoft.com/office/drawing/2015/9/8/chartex" xmlns:cx2="http://schemas.microsoft.com/office/drawing/2015/10/21/chartex" xmlns:cx3="http://schemas.microsoft.com/office/drawing/2016/5/9/chartex" xmlns:cx4="http://schemas.microsoft.com/office/drawing/2016/5/10/chartex" xmlns:cx5="http://schemas.microsoft.com/office/drawing/2016/5/11/chartex" xmlns:cx6="http://schemas.microsoft.com/office/drawing/2016/5/12/chartex" xmlns:cx7="http://schemas.microsoft.com/office/drawing/2016/5/13/chartex" xmlns:cx8="http://schemas.microsoft.com/office/drawing/2016/5/14/chartex" xmlns:mc="http://schemas.openxmlformats.org/markup-compatibility/2006" xmlns:aink="http://schemas.microsoft.com/office/drawing/2016/ink" xmlns:am3d="http://schemas.microsoft.com/office/drawing/2017/model3d" xmlns:o="urn:schemas-microsoft-com:office:office" xmlns:r="http://schemas.openxmlformats.org/officeDocument/2006/relationships" xmlns:m="http://schemas.openxmlformats.org/officeDocument/2006/math" xmlns:v="urn:schemas-microsoft-com:vml" xmlns:wp14="http://schemas.microsoft.com/office/word/2010/wordprocessingDrawing" xmlns:wp="http://schemas.openxmlformats.org/drawingml/2006/wordprocessingDrawing" xmlns:w10="urn:schemas-microsoft-com:office:word" xmlns:w="http://schemas.openxmlformats.org/wordprocessingml/2006/main" xmlns:w14="http://schemas.microsoft.com/office/word/2010/wordml" xmlns:w15="http://schemas.microsoft.com/office/word/2012/wordml" xmlns:w16cex="http://schemas.microsoft.com/office/word/2018/wordml/cex" xmlns:w16cid="http://schemas.microsoft.com/office/word/2016/wordml/cid" xmlns:w16="http://schemas.microsoft.com/office/word/2018/wordml" xmlns:w16sdtdh="http://schemas.microsoft.com/office/word/2020/wordml/sdtdatahash" xmlns:w16se="http://schemas.microsoft.com/office/word/2015/wordml/symex" xmlns:wpg="http://schemas.microsoft.com/office/word/2010/wordprocessingGroup" xmlns:wpi="http://schemas.microsoft.com/office/word/2010/wordprocessingInk" xmlns:wne="http://schemas.microsoft.com/office/word/2006/wordml" xmlns:wps="http://schemas.microsoft.com/office/word/2010/wordprocessingShape" mc:Ignorable="w14 w15 w16se w16cid w16 w16cex w16sdtdh wp14">
   <w:abstractNum w:abstractNumId="0" w15:restartNumberingAfterBreak="0">
     <w:nsid w:val="FFFFFF88"/>
     <w:multiLevelType w:val="singleLevel"/>
@@ -16524,103 +16570,103 @@
       </w:pPr>
     </w:lvl>
   </w:abstractNum>
-  <w:num w:numId="1" w16cid:durableId="2091195265">
+  <w:num w:numId="1">
     <w:abstractNumId w:val="8"/>
   </w:num>
-  <w:num w:numId="2" w16cid:durableId="149104432">
+  <w:num w:numId="2">
     <w:abstractNumId w:val="18"/>
   </w:num>
-  <w:num w:numId="3" w16cid:durableId="1474101958">
+  <w:num w:numId="3">
     <w:abstractNumId w:val="23"/>
   </w:num>
-  <w:num w:numId="4" w16cid:durableId="1692875915">
+  <w:num w:numId="4">
     <w:abstractNumId w:val="0"/>
   </w:num>
-  <w:num w:numId="5" w16cid:durableId="2039115996">
+  <w:num w:numId="5">
     <w:abstractNumId w:val="12"/>
   </w:num>
-  <w:num w:numId="6" w16cid:durableId="532036478">
+  <w:num w:numId="6">
     <w:abstractNumId w:val="13"/>
   </w:num>
-  <w:num w:numId="7" w16cid:durableId="567955143">
+  <w:num w:numId="7">
     <w:abstractNumId w:val="22"/>
   </w:num>
-  <w:num w:numId="8" w16cid:durableId="1612859447">
+  <w:num w:numId="8">
     <w:abstractNumId w:val="1"/>
   </w:num>
-  <w:num w:numId="9" w16cid:durableId="1016612048">
+  <w:num w:numId="9">
     <w:abstractNumId w:val="27"/>
   </w:num>
-  <w:num w:numId="10" w16cid:durableId="1710490682">
+  <w:num w:numId="10">
     <w:abstractNumId w:val="7"/>
   </w:num>
-  <w:num w:numId="11" w16cid:durableId="639383752">
+  <w:num w:numId="11">
     <w:abstractNumId w:val="14"/>
   </w:num>
-  <w:num w:numId="12" w16cid:durableId="1010789579">
+  <w:num w:numId="12">
     <w:abstractNumId w:val="32"/>
   </w:num>
-  <w:num w:numId="13" w16cid:durableId="1616910953">
+  <w:num w:numId="13">
     <w:abstractNumId w:val="9"/>
   </w:num>
-  <w:num w:numId="14" w16cid:durableId="1781412185">
+  <w:num w:numId="14">
     <w:abstractNumId w:val="6"/>
   </w:num>
-  <w:num w:numId="15" w16cid:durableId="1997804020">
+  <w:num w:numId="15">
     <w:abstractNumId w:val="10"/>
   </w:num>
-  <w:num w:numId="16" w16cid:durableId="1732773143">
+  <w:num w:numId="16">
     <w:abstractNumId w:val="20"/>
   </w:num>
-  <w:num w:numId="17" w16cid:durableId="2022734860">
+  <w:num w:numId="17">
     <w:abstractNumId w:val="11"/>
   </w:num>
-  <w:num w:numId="18" w16cid:durableId="1318681448">
+  <w:num w:numId="18">
     <w:abstractNumId w:val="16"/>
   </w:num>
-  <w:num w:numId="19" w16cid:durableId="2978183">
+  <w:num w:numId="19">
     <w:abstractNumId w:val="5"/>
   </w:num>
-  <w:num w:numId="20" w16cid:durableId="343676898">
+  <w:num w:numId="20">
     <w:abstractNumId w:val="19"/>
   </w:num>
-  <w:num w:numId="21" w16cid:durableId="459494123">
+  <w:num w:numId="21">
     <w:abstractNumId w:val="25"/>
   </w:num>
-  <w:num w:numId="22" w16cid:durableId="2026899284">
+  <w:num w:numId="22">
     <w:abstractNumId w:val="28"/>
   </w:num>
-  <w:num w:numId="23" w16cid:durableId="1829899386">
+  <w:num w:numId="23">
     <w:abstractNumId w:val="4"/>
   </w:num>
-  <w:num w:numId="24" w16cid:durableId="870260457">
+  <w:num w:numId="24">
     <w:abstractNumId w:val="21"/>
   </w:num>
-  <w:num w:numId="25" w16cid:durableId="1260987240">
+  <w:num w:numId="25">
     <w:abstractNumId w:val="31"/>
   </w:num>
-  <w:num w:numId="26" w16cid:durableId="1647777054">
+  <w:num w:numId="26">
     <w:abstractNumId w:val="24"/>
   </w:num>
-  <w:num w:numId="27" w16cid:durableId="1725643337">
+  <w:num w:numId="27">
     <w:abstractNumId w:val="26"/>
   </w:num>
-  <w:num w:numId="28" w16cid:durableId="284431448">
+  <w:num w:numId="28">
     <w:abstractNumId w:val="29"/>
   </w:num>
-  <w:num w:numId="29" w16cid:durableId="589198060">
+  <w:num w:numId="29">
     <w:abstractNumId w:val="17"/>
   </w:num>
-  <w:num w:numId="30" w16cid:durableId="1709260392">
+  <w:num w:numId="30">
     <w:abstractNumId w:val="30"/>
   </w:num>
-  <w:num w:numId="31" w16cid:durableId="1680421938">
+  <w:num w:numId="31">
     <w:abstractNumId w:val="3"/>
   </w:num>
-  <w:num w:numId="32" w16cid:durableId="1224021825">
+  <w:num w:numId="32">
     <w:abstractNumId w:val="2"/>
   </w:num>
-  <w:num w:numId="33" w16cid:durableId="846675231">
+  <w:num w:numId="33">
     <w:abstractNumId w:val="15"/>
   </w:num>
   <w:numIdMacAtCleanup w:val="15"/>
@@ -16628,7 +16674,7 @@
 </file>
 
 <file path=word/styles.xml><?xml version="1.0" encoding="utf-8"?>
-<w:styles xmlns:mc="http://schemas.openxmlformats.org/markup-compatibility/2006" xmlns:r="http://schemas.openxmlformats.org/officeDocument/2006/relationships" xmlns:w="http://schemas.openxmlformats.org/wordprocessingml/2006/main" xmlns:w14="http://schemas.microsoft.com/office/word/2010/wordml" xmlns:w15="http://schemas.microsoft.com/office/word/2012/wordml" xmlns:w16cex="http://schemas.microsoft.com/office/word/2018/wordml/cex" xmlns:w16cid="http://schemas.microsoft.com/office/word/2016/wordml/cid" xmlns:w16="http://schemas.microsoft.com/office/word/2018/wordml" xmlns:w16du="http://schemas.microsoft.com/office/word/2023/wordml/word16du" xmlns:w16sdtdh="http://schemas.microsoft.com/office/word/2020/wordml/sdtdatahash" xmlns:w16sdtfl="http://schemas.microsoft.com/office/word/2024/wordml/sdtformatlock" xmlns:w16se="http://schemas.microsoft.com/office/word/2015/wordml/symex" mc:Ignorable="w14 w15 w16se w16cid w16 w16cex w16sdtdh w16sdtfl w16du">
+<w:styles xmlns:mc="http://schemas.openxmlformats.org/markup-compatibility/2006" xmlns:r="http://schemas.openxmlformats.org/officeDocument/2006/relationships" xmlns:w="http://schemas.openxmlformats.org/wordprocessingml/2006/main" xmlns:w14="http://schemas.microsoft.com/office/word/2010/wordml" xmlns:w15="http://schemas.microsoft.com/office/word/2012/wordml" xmlns:w16cex="http://schemas.microsoft.com/office/word/2018/wordml/cex" xmlns:w16cid="http://schemas.microsoft.com/office/word/2016/wordml/cid" xmlns:w16="http://schemas.microsoft.com/office/word/2018/wordml" xmlns:w16sdtdh="http://schemas.microsoft.com/office/word/2020/wordml/sdtdatahash" xmlns:w16se="http://schemas.microsoft.com/office/word/2015/wordml/symex" mc:Ignorable="w14 w15 w16se w16cid w16 w16cex w16sdtdh">
   <w:docDefaults>
     <w:rPrDefault>
       <w:rPr>
@@ -18115,15 +18161,22 @@
 </file>
 
 <file path=customXml/item1.xml><?xml version="1.0" encoding="utf-8"?>
-<?mso-contentType ?>
-<FormTemplates xmlns="http://schemas.microsoft.com/sharepoint/v3/contenttype/forms">
-  <Display>DocumentLibraryForm</Display>
-  <Edit>DocumentLibraryForm</Edit>
-  <New>DocumentLibraryForm</New>
-</FormTemplates>
+<p:properties xmlns:p="http://schemas.microsoft.com/office/2006/metadata/properties" xmlns:xsi="http://www.w3.org/2001/XMLSchema-instance" xmlns:pc="http://schemas.microsoft.com/office/infopath/2007/PartnerControls">
+  <documentManagement>
+    <TaxCatchAll xmlns="23b7ebbb-480e-4d36-8f38-fd0ac82dae9c" xsi:nil="true"/>
+    <lcf76f155ced4ddcb4097134ff3c332f xmlns="87f1a149-5420-40c2-b2e8-d8d0877ebc85">
+      <Terms xmlns="http://schemas.microsoft.com/office/infopath/2007/PartnerControls"/>
+    </lcf76f155ced4ddcb4097134ff3c332f>
+    <PIC xmlns="87f1a149-5420-40c2-b2e8-d8d0877ebc85" xsi:nil="true"/>
+  </documentManagement>
+</p:properties>
 </file>
 
 <file path=customXml/item2.xml><?xml version="1.0" encoding="utf-8"?>
+<b:Sources xmlns:b="http://schemas.openxmlformats.org/officeDocument/2006/bibliography" xmlns="http://schemas.openxmlformats.org/officeDocument/2006/bibliography" SelectedStyle="\APASixthEditionOfficeOnline.xsl" StyleName="APA" Version="6"/>
+</file>
+
+<file path=customXml/item3.xml><?xml version="1.0" encoding="utf-8"?>
 <ct:contentTypeSchema xmlns:ct="http://schemas.microsoft.com/office/2006/metadata/contentType" xmlns:ma="http://schemas.microsoft.com/office/2006/metadata/properties/metaAttributes" ct:_="" ma:_="" ma:contentTypeName="Document" ma:contentTypeID="0x010100AEF28E0A17E4AE4FA5DD6A9AABB5DBC8" ma:contentTypeVersion="16" ma:contentTypeDescription="Create a new document." ma:contentTypeScope="" ma:versionID="a17fa769c7c4fea18ba461e558e121e5">
   <xsd:schema xmlns:xsd="http://www.w3.org/2001/XMLSchema" xmlns:xs="http://www.w3.org/2001/XMLSchema" xmlns:p="http://schemas.microsoft.com/office/2006/metadata/properties" xmlns:ns2="87f1a149-5420-40c2-b2e8-d8d0877ebc85" xmlns:ns3="23b7ebbb-480e-4d36-8f38-fd0ac82dae9c" targetNamespace="http://schemas.microsoft.com/office/2006/metadata/properties" ma:root="true" ma:fieldsID="3bfa0fac8ae4d24da5269d6ff34039be" ns2:_="" ns3:_="">
     <xsd:import namespace="87f1a149-5420-40c2-b2e8-d8d0877ebc85"/>
@@ -18366,31 +18419,35 @@
 </ct:contentTypeSchema>
 </file>
 
-<file path=customXml/item3.xml><?xml version="1.0" encoding="utf-8"?>
-<b:Sources xmlns:b="http://schemas.openxmlformats.org/officeDocument/2006/bibliography" xmlns="http://schemas.openxmlformats.org/officeDocument/2006/bibliography" SelectedStyle="\APASixthEditionOfficeOnline.xsl" StyleName="APA" Version="6"/>
-</file>
-
 <file path=customXml/item4.xml><?xml version="1.0" encoding="utf-8"?>
-<p:properties xmlns:p="http://schemas.microsoft.com/office/2006/metadata/properties" xmlns:xsi="http://www.w3.org/2001/XMLSchema-instance" xmlns:pc="http://schemas.microsoft.com/office/infopath/2007/PartnerControls">
-  <documentManagement>
-    <TaxCatchAll xmlns="23b7ebbb-480e-4d36-8f38-fd0ac82dae9c" xsi:nil="true"/>
-    <lcf76f155ced4ddcb4097134ff3c332f xmlns="87f1a149-5420-40c2-b2e8-d8d0877ebc85">
-      <Terms xmlns="http://schemas.microsoft.com/office/infopath/2007/PartnerControls"/>
-    </lcf76f155ced4ddcb4097134ff3c332f>
-    <PIC xmlns="87f1a149-5420-40c2-b2e8-d8d0877ebc85" xsi:nil="true"/>
-  </documentManagement>
-</p:properties>
+<?mso-contentType ?>
+<FormTemplates xmlns="http://schemas.microsoft.com/sharepoint/v3/contenttype/forms">
+  <Display>DocumentLibraryForm</Display>
+  <Edit>DocumentLibraryForm</Edit>
+  <New>DocumentLibraryForm</New>
+</FormTemplates>
 </file>
 
 <file path=customXml/itemProps1.xml><?xml version="1.0" encoding="utf-8"?>
-<ds:datastoreItem xmlns:ds="http://schemas.openxmlformats.org/officeDocument/2006/customXml" ds:itemID="{ADE80AD1-B511-437D-9EC6-E71B406ED00D}">
+<ds:datastoreItem xmlns:ds="http://schemas.openxmlformats.org/officeDocument/2006/customXml" ds:itemID="{0EF6B3C1-2C0C-45C1-848E-2E47DFDB0FBC}">
   <ds:schemaRefs>
-    <ds:schemaRef ds:uri="http://schemas.microsoft.com/sharepoint/v3/contenttype/forms"/>
+    <ds:schemaRef ds:uri="http://schemas.microsoft.com/office/2006/metadata/properties"/>
+    <ds:schemaRef ds:uri="http://schemas.microsoft.com/office/infopath/2007/PartnerControls"/>
+    <ds:schemaRef ds:uri="23b7ebbb-480e-4d36-8f38-fd0ac82dae9c"/>
+    <ds:schemaRef ds:uri="87f1a149-5420-40c2-b2e8-d8d0877ebc85"/>
   </ds:schemaRefs>
 </ds:datastoreItem>
 </file>
 
 <file path=customXml/itemProps2.xml><?xml version="1.0" encoding="utf-8"?>
+<ds:datastoreItem xmlns:ds="http://schemas.openxmlformats.org/officeDocument/2006/customXml" ds:itemID="{10D35394-9BBA-4CA7-9ACA-93FF9FC4B9FE}">
+  <ds:schemaRefs>
+    <ds:schemaRef ds:uri="http://schemas.openxmlformats.org/officeDocument/2006/bibliography"/>
+  </ds:schemaRefs>
+</ds:datastoreItem>
+</file>
+
+<file path=customXml/itemProps3.xml><?xml version="1.0" encoding="utf-8"?>
 <ds:datastoreItem xmlns:ds="http://schemas.openxmlformats.org/officeDocument/2006/customXml" ds:itemID="{A2934C3C-1F7E-4BE6-BD60-DDF56A21B2D7}">
   <ds:schemaRefs>
     <ds:schemaRef ds:uri="http://schemas.microsoft.com/office/2006/metadata/contentType"/>
@@ -18409,21 +18466,10 @@
 </ds:datastoreItem>
 </file>
 
-<file path=customXml/itemProps3.xml><?xml version="1.0" encoding="utf-8"?>
-<ds:datastoreItem xmlns:ds="http://schemas.openxmlformats.org/officeDocument/2006/customXml" ds:itemID="{10D35394-9BBA-4CA7-9ACA-93FF9FC4B9FE}">
+<file path=customXml/itemProps4.xml><?xml version="1.0" encoding="utf-8"?>
+<ds:datastoreItem xmlns:ds="http://schemas.openxmlformats.org/officeDocument/2006/customXml" ds:itemID="{ADE80AD1-B511-437D-9EC6-E71B406ED00D}">
   <ds:schemaRefs>
-    <ds:schemaRef ds:uri="http://schemas.openxmlformats.org/officeDocument/2006/bibliography"/>
-  </ds:schemaRefs>
-</ds:datastoreItem>
-</file>
-
-<file path=customXml/itemProps4.xml><?xml version="1.0" encoding="utf-8"?>
-<ds:datastoreItem xmlns:ds="http://schemas.openxmlformats.org/officeDocument/2006/customXml" ds:itemID="{0EF6B3C1-2C0C-45C1-848E-2E47DFDB0FBC}">
-  <ds:schemaRefs>
-    <ds:schemaRef ds:uri="http://schemas.microsoft.com/office/2006/metadata/properties"/>
-    <ds:schemaRef ds:uri="http://schemas.microsoft.com/office/infopath/2007/PartnerControls"/>
-    <ds:schemaRef ds:uri="23b7ebbb-480e-4d36-8f38-fd0ac82dae9c"/>
-    <ds:schemaRef ds:uri="87f1a149-5420-40c2-b2e8-d8d0877ebc85"/>
+    <ds:schemaRef ds:uri="http://schemas.microsoft.com/sharepoint/v3/contenttype/forms"/>
   </ds:schemaRefs>
 </ds:datastoreItem>
 </file>